--- a/proposals/NT-BEFAD.docx
+++ b/proposals/NT-BEFAD.docx
@@ -1,11 +1,12 @@
 
 <file path=word/document.xml><?xml version="1.0" encoding="utf-8"?>
-<w:document xmlns:wpc="http://schemas.microsoft.com/office/word/2010/wordprocessingCanvas" xmlns:cx="http://schemas.microsoft.com/office/drawing/2014/chartex" xmlns:cx1="http://schemas.microsoft.com/office/drawing/2015/9/8/chartex" xmlns:cx2="http://schemas.microsoft.com/office/drawing/2015/10/21/chartex" xmlns:cx3="http://schemas.microsoft.com/office/drawing/2016/5/9/chartex" xmlns:cx4="http://schemas.microsoft.com/office/drawing/2016/5/10/chartex" xmlns:cx5="http://schemas.microsoft.com/office/drawing/2016/5/11/chartex" xmlns:cx6="http://schemas.microsoft.com/office/drawing/2016/5/12/chartex" xmlns:cx7="http://schemas.microsoft.com/office/drawing/2016/5/13/chartex" xmlns:cx8="http://schemas.microsoft.com/office/drawing/2016/5/14/chartex" xmlns:mc="http://schemas.openxmlformats.org/markup-compatibility/2006" xmlns:aink="http://schemas.microsoft.com/office/drawing/2016/ink" xmlns:am3d="http://schemas.microsoft.com/office/drawing/2017/model3d" xmlns:o="urn:schemas-microsoft-com:office:office" xmlns:oel="http://schemas.microsoft.com/office/2019/extlst" xmlns:r="http://schemas.openxmlformats.org/officeDocument/2006/relationships" xmlns:m="http://schemas.openxmlformats.org/officeDocument/2006/math" xmlns:v="urn:schemas-microsoft-com:vml" xmlns:wp14="http://schemas.microsoft.com/office/word/2010/wordprocessingDrawing" xmlns:wp="http://schemas.openxmlformats.org/drawingml/2006/wordprocessingDrawing" xmlns:w10="urn:schemas-microsoft-com:office:word" xmlns:w="http://schemas.openxmlformats.org/wordprocessingml/2006/main" xmlns:w14="http://schemas.microsoft.com/office/word/2010/wordml" xmlns:w15="http://schemas.microsoft.com/office/word/2012/wordml" xmlns:w16cex="http://schemas.microsoft.com/office/word/2018/wordml/cex" xmlns:w16cid="http://schemas.microsoft.com/office/word/2016/wordml/cid" xmlns:w16="http://schemas.microsoft.com/office/word/2018/wordml" xmlns:w16sdtdh="http://schemas.microsoft.com/office/word/2020/wordml/sdtdatahash" xmlns:w16se="http://schemas.microsoft.com/office/word/2015/wordml/symex" xmlns:wpg="http://schemas.microsoft.com/office/word/2010/wordprocessingGroup" xmlns:wpi="http://schemas.microsoft.com/office/word/2010/wordprocessingInk" xmlns:wne="http://schemas.microsoft.com/office/word/2006/wordml" xmlns:wps="http://schemas.microsoft.com/office/word/2010/wordprocessingShape" mc:Ignorable="w14 w15 w16se w16cid w16 w16cex w16sdtdh wp14">
+<w:document xmlns:o="urn:schemas-microsoft-com:office:office" xmlns:r="http://schemas.openxmlformats.org/officeDocument/2006/relationships" xmlns:v="urn:schemas-microsoft-com:vml" xmlns:w="http://schemas.openxmlformats.org/wordprocessingml/2006/main" xmlns:w10="urn:schemas-microsoft-com:office:word" xmlns:wp="http://schemas.openxmlformats.org/drawingml/2006/wordprocessingDrawing" xmlns:pic="http://schemas.openxmlformats.org/drawingml/2006/picture" xmlns:wps="http://schemas.microsoft.com/office/word/2010/wordprocessingShape" xmlns:wpg="http://schemas.microsoft.com/office/word/2010/wordprocessingGroup" xmlns:mc="http://schemas.openxmlformats.org/markup-compatibility/2006" xmlns:wp14="http://schemas.microsoft.com/office/word/2010/wordprocessingDrawing" xmlns:w14="http://schemas.microsoft.com/office/word/2010/wordml" xmlns:w15="http://schemas.microsoft.com/office/word/2012/wordml" mc:Ignorable="w14 wp14 w15">
   <w:body>
     <w:p>
       <w:pPr>
-        <w:widowControl w:val="0"/>
-        <w:spacing w:before="71"/>
+        <w:pStyle w:val="Normal"/>
+        <w:widowControl w:val="false"/>
+        <w:spacing w:before="71" w:after="0"/>
         <w:ind w:left="540" w:right="5040"/>
         <w:rPr>
           <w:rFonts w:ascii="Franklin Gothic Demi" w:hAnsi="Franklin Gothic Demi" w:cs="Franklin Gothic Demi"/>
@@ -14,13 +15,10 @@
         </w:rPr>
       </w:pPr>
       <w:r>
-        <w:rPr>
-          <w:noProof/>
-        </w:rPr>
         <mc:AlternateContent>
           <mc:Choice Requires="wpg">
             <w:drawing>
-              <wp:anchor distT="0" distB="0" distL="0" distR="0" simplePos="0" relativeHeight="2" behindDoc="1" locked="0" layoutInCell="0" allowOverlap="1" wp14:anchorId="7367B460">
+              <wp:anchor behindDoc="1" distT="0" distB="0" distL="0" distR="0" simplePos="0" locked="0" layoutInCell="0" allowOverlap="1" relativeHeight="2" wp14:anchorId="7367B460">
                 <wp:simplePos x="0" y="0"/>
                 <wp:positionH relativeFrom="page">
                   <wp:posOffset>508000</wp:posOffset>
@@ -32,7 +30,6 @@
                 <wp:effectExtent l="0" t="0" r="0" b="0"/>
                 <wp:wrapNone/>
                 <wp:docPr id="1" name="Group 2"/>
-                <wp:cNvGraphicFramePr/>
                 <a:graphic xmlns:a="http://schemas.openxmlformats.org/drawingml/2006/main">
                   <a:graphicData uri="http://schemas.microsoft.com/office/word/2010/wordprocessingGroup">
                     <wpg:wgp>
@@ -62,32 +59,26 @@
                           </a:ln>
                         </wps:spPr>
                         <wps:style>
-                          <a:lnRef idx="0">
-                            <a:scrgbClr r="0" g="0" b="0"/>
-                          </a:lnRef>
-                          <a:fillRef idx="0">
-                            <a:scrgbClr r="0" g="0" b="0"/>
-                          </a:fillRef>
-                          <a:effectRef idx="0">
-                            <a:scrgbClr r="0" g="0" b="0"/>
-                          </a:effectRef>
+                          <a:lnRef idx="0"/>
+                          <a:fillRef idx="0"/>
+                          <a:effectRef idx="0"/>
                           <a:fontRef idx="minor"/>
                         </wps:style>
                         <wps:txbx>
                           <w:txbxContent>
                             <w:p>
                               <w:pPr>
-                                <w:spacing w:line="540" w:lineRule="atLeast"/>
+                                <w:pStyle w:val="Normal"/>
+                                <w:spacing w:lineRule="atLeast" w:line="540"/>
+                                <w:rPr/>
                               </w:pPr>
                               <w:r>
-                                <w:rPr>
-                                  <w:noProof/>
-                                </w:rPr>
+                                <w:rPr/>
                                 <w:drawing>
                                   <wp:inline distT="0" distB="0" distL="0" distR="0">
                                     <wp:extent cx="453390" cy="341630"/>
                                     <wp:effectExtent l="0" t="0" r="0" b="0"/>
-                                    <wp:docPr id="3" name="Picture 2"/>
+                                    <wp:docPr id="3" name="Picture 2" descr=""/>
                                     <wp:cNvGraphicFramePr>
                                       <a:graphicFrameLocks xmlns:a="http://schemas.openxmlformats.org/drawingml/2006/main" noChangeAspect="1"/>
                                     </wp:cNvGraphicFramePr>
@@ -95,13 +86,13 @@
                                       <a:graphicData uri="http://schemas.openxmlformats.org/drawingml/2006/picture">
                                         <pic:pic xmlns:pic="http://schemas.openxmlformats.org/drawingml/2006/picture">
                                           <pic:nvPicPr>
-                                            <pic:cNvPr id="3" name="Picture 2"/>
+                                            <pic:cNvPr id="3" name="Picture 2" descr=""/>
                                             <pic:cNvPicPr>
                                               <a:picLocks noChangeAspect="1" noChangeArrowheads="1"/>
                                             </pic:cNvPicPr>
                                           </pic:nvPicPr>
                                           <pic:blipFill>
-                                            <a:blip r:embed="rId5"/>
+                                            <a:blip r:embed="rId2"/>
                                             <a:stretch>
                                               <a:fillRect/>
                                             </a:stretch>
@@ -125,17 +116,22 @@
                             </w:p>
                             <w:p>
                               <w:pPr>
-                                <w:widowControl w:val="0"/>
+                                <w:pStyle w:val="Normal"/>
+                                <w:widowControl w:val="false"/>
+                                <w:rPr/>
                               </w:pPr>
+                              <w:r>
+                                <w:rPr/>
+                              </w:r>
                             </w:p>
                           </w:txbxContent>
                         </wps:txbx>
-                        <wps:bodyPr lIns="0" tIns="0" rIns="0" bIns="0" anchor="t">
+                        <wps:bodyPr lIns="0" rIns="0" tIns="0" bIns="0" anchor="t">
                           <a:noAutofit/>
                         </wps:bodyPr>
                       </wps:wsp>
                       <wps:wsp>
-                        <wps:cNvPr id="4" name="Rectangle 4"/>
+                        <wps:cNvPr id="3" name="Rectangle 4"/>
                         <wps:cNvSpPr/>
                         <wps:spPr>
                           <a:xfrm>
@@ -154,15 +150,9 @@
                           </a:ln>
                         </wps:spPr>
                         <wps:style>
-                          <a:lnRef idx="0">
-                            <a:scrgbClr r="0" g="0" b="0"/>
-                          </a:lnRef>
-                          <a:fillRef idx="0">
-                            <a:scrgbClr r="0" g="0" b="0"/>
-                          </a:fillRef>
-                          <a:effectRef idx="0">
-                            <a:scrgbClr r="0" g="0" b="0"/>
-                          </a:effectRef>
+                          <a:lnRef idx="0"/>
+                          <a:fillRef idx="0"/>
+                          <a:effectRef idx="0"/>
                           <a:fontRef idx="minor"/>
                         </wps:style>
                         <wps:bodyPr/>
@@ -175,23 +165,25 @@
           </mc:Choice>
           <mc:Fallback>
             <w:pict>
-              <v:group w14:anchorId="7367B460" id="Group 2" o:spid="_x0000_s1026" style="position:absolute;left:0;text-align:left;margin-left:40pt;margin-top:28.1pt;width:35.95pt;height:27pt;z-index:-503316478;mso-wrap-distance-left:0;mso-wrap-distance-right:0;mso-position-horizontal-relative:page;mso-position-vertical-relative:page" coordsize="456480,343080" o:gfxdata="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" o:allowincell="f">
-                <v:rect id="Rectangle 3" o:spid="_x0000_s1027" style="position:absolute;left:1440;top:1440;width:455400;height:341640;visibility:visible;mso-wrap-style:square;v-text-anchor:top" o:gfxdata="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" filled="f" stroked="f" strokeweight="0">
-                  <v:textbox inset="0,0,0,0">
+              <v:group id="shape_0" alt="Group 2" style="position:absolute;margin-left:40pt;margin-top:28.1pt;width:35.95pt;height:27pt" coordorigin="800,562" coordsize="719,540">
+                <v:rect id="shape_0" ID="Rectangle 3" path="m0,0l-2147483645,0l-2147483645,-2147483646l0,-2147483646xe" stroked="f" o:allowincell="f" style="position:absolute;left:802;top:564;width:716;height:537;mso-wrap-style:square;v-text-anchor:top;mso-position-horizontal-relative:page;mso-position-vertical-relative:page">
+                  <v:fill o:detectmouseclick="t" on="false"/>
+                  <v:stroke color="#3465a4" joinstyle="round" endcap="flat"/>
+                  <v:textbox>
                     <w:txbxContent>
                       <w:p>
                         <w:pPr>
-                          <w:spacing w:line="540" w:lineRule="atLeast"/>
+                          <w:pStyle w:val="Normal"/>
+                          <w:spacing w:lineRule="atLeast" w:line="540"/>
+                          <w:rPr/>
                         </w:pPr>
                         <w:r>
-                          <w:rPr>
-                            <w:noProof/>
-                          </w:rPr>
+                          <w:rPr/>
                           <w:drawing>
                             <wp:inline distT="0" distB="0" distL="0" distR="0">
                               <wp:extent cx="453390" cy="341630"/>
                               <wp:effectExtent l="0" t="0" r="0" b="0"/>
-                              <wp:docPr id="3" name="Picture 2"/>
+                              <wp:docPr id="4" name="Picture 2" descr=""/>
                               <wp:cNvGraphicFramePr>
                                 <a:graphicFrameLocks xmlns:a="http://schemas.openxmlformats.org/drawingml/2006/main" noChangeAspect="1"/>
                               </wp:cNvGraphicFramePr>
@@ -199,13 +191,13 @@
                                 <a:graphicData uri="http://schemas.openxmlformats.org/drawingml/2006/picture">
                                   <pic:pic xmlns:pic="http://schemas.openxmlformats.org/drawingml/2006/picture">
                                     <pic:nvPicPr>
-                                      <pic:cNvPr id="3" name="Picture 2"/>
+                                      <pic:cNvPr id="4" name="Picture 2" descr=""/>
                                       <pic:cNvPicPr>
                                         <a:picLocks noChangeAspect="1" noChangeArrowheads="1"/>
                                       </pic:cNvPicPr>
                                     </pic:nvPicPr>
                                     <pic:blipFill>
-                                      <a:blip r:embed="rId6"/>
+                                      <a:blip r:embed="rId3"/>
                                       <a:stretch>
                                         <a:fillRect/>
                                       </a:stretch>
@@ -229,14 +221,23 @@
                       </w:p>
                       <w:p>
                         <w:pPr>
-                          <w:widowControl w:val="0"/>
+                          <w:pStyle w:val="Normal"/>
+                          <w:widowControl w:val="false"/>
+                          <w:rPr/>
                         </w:pPr>
+                        <w:r>
+                          <w:rPr/>
+                        </w:r>
                       </w:p>
                     </w:txbxContent>
                   </v:textbox>
+                  <w10:wrap type="none"/>
                 </v:rect>
-                <v:rect id="Rectangle 4" o:spid="_x0000_s1028" style="position:absolute;width:453240;height:340200;visibility:visible;mso-wrap-style:square;v-text-anchor:top" o:gfxdata="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" filled="f" strokecolor="gray" strokeweight=".06pt"/>
-                <w10:wrap anchorx="page" anchory="page"/>
+                <v:rect id="shape_0" ID="Rectangle 4" path="m0,0l-2147483645,0l-2147483645,-2147483646l0,-2147483646xe" stroked="t" o:allowincell="f" style="position:absolute;left:800;top:562;width:713;height:535;mso-wrap-style:none;v-text-anchor:middle;mso-position-horizontal-relative:page;mso-position-vertical-relative:page">
+                  <v:fill o:detectmouseclick="t" on="false"/>
+                  <v:stroke color="gray" weight="720" joinstyle="miter" endcap="flat"/>
+                  <w10:wrap type="none"/>
+                </v:rect>
               </v:group>
             </w:pict>
           </mc:Fallback>
@@ -244,7 +245,7 @@
       </w:r>
       <w:r>
         <w:rPr>
-          <w:rFonts w:ascii="Franklin Gothic Demi" w:hAnsi="Franklin Gothic Demi" w:cs="Franklin Gothic Demi"/>
+          <w:rFonts w:cs="Franklin Gothic Demi" w:ascii="Franklin Gothic Demi" w:hAnsi="Franklin Gothic Demi"/>
           <w:sz w:val="18"/>
           <w:szCs w:val="18"/>
         </w:rPr>
@@ -252,7 +253,7 @@
       </w:r>
       <w:r>
         <w:rPr>
-          <w:rFonts w:ascii="Franklin Gothic Demi" w:hAnsi="Franklin Gothic Demi" w:cs="Franklin Gothic Demi"/>
+          <w:rFonts w:cs="Franklin Gothic Demi" w:ascii="Franklin Gothic Demi" w:hAnsi="Franklin Gothic Demi"/>
           <w:spacing w:val="1"/>
           <w:sz w:val="18"/>
           <w:szCs w:val="18"/>
@@ -261,7 +262,7 @@
       </w:r>
       <w:r>
         <w:rPr>
-          <w:rFonts w:ascii="Franklin Gothic Demi" w:hAnsi="Franklin Gothic Demi" w:cs="Franklin Gothic Demi"/>
+          <w:rFonts w:cs="Franklin Gothic Demi" w:ascii="Franklin Gothic Demi" w:hAnsi="Franklin Gothic Demi"/>
           <w:spacing w:val="-1"/>
           <w:sz w:val="18"/>
           <w:szCs w:val="18"/>
@@ -270,7 +271,7 @@
       </w:r>
       <w:r>
         <w:rPr>
-          <w:rFonts w:ascii="Franklin Gothic Demi" w:hAnsi="Franklin Gothic Demi" w:cs="Franklin Gothic Demi"/>
+          <w:rFonts w:cs="Franklin Gothic Demi" w:ascii="Franklin Gothic Demi" w:hAnsi="Franklin Gothic Demi"/>
           <w:sz w:val="18"/>
           <w:szCs w:val="18"/>
         </w:rPr>
@@ -278,7 +279,7 @@
       </w:r>
       <w:r>
         <w:rPr>
-          <w:rFonts w:ascii="Franklin Gothic Demi" w:hAnsi="Franklin Gothic Demi" w:cs="Franklin Gothic Demi"/>
+          <w:rFonts w:cs="Franklin Gothic Demi" w:ascii="Franklin Gothic Demi" w:hAnsi="Franklin Gothic Demi"/>
           <w:spacing w:val="1"/>
           <w:sz w:val="18"/>
           <w:szCs w:val="18"/>
@@ -287,7 +288,7 @@
       </w:r>
       <w:r>
         <w:rPr>
-          <w:rFonts w:ascii="Franklin Gothic Demi" w:hAnsi="Franklin Gothic Demi" w:cs="Franklin Gothic Demi"/>
+          <w:rFonts w:cs="Franklin Gothic Demi" w:ascii="Franklin Gothic Demi" w:hAnsi="Franklin Gothic Demi"/>
           <w:sz w:val="18"/>
           <w:szCs w:val="18"/>
         </w:rPr>
@@ -295,7 +296,7 @@
       </w:r>
       <w:r>
         <w:rPr>
-          <w:rFonts w:ascii="Franklin Gothic Demi" w:hAnsi="Franklin Gothic Demi" w:cs="Franklin Gothic Demi"/>
+          <w:rFonts w:cs="Franklin Gothic Demi" w:ascii="Franklin Gothic Demi" w:hAnsi="Franklin Gothic Demi"/>
           <w:spacing w:val="-1"/>
           <w:sz w:val="18"/>
           <w:szCs w:val="18"/>
@@ -304,7 +305,7 @@
       </w:r>
       <w:r>
         <w:rPr>
-          <w:rFonts w:ascii="Franklin Gothic Demi" w:hAnsi="Franklin Gothic Demi" w:cs="Franklin Gothic Demi"/>
+          <w:rFonts w:cs="Franklin Gothic Demi" w:ascii="Franklin Gothic Demi" w:hAnsi="Franklin Gothic Demi"/>
           <w:sz w:val="18"/>
           <w:szCs w:val="18"/>
         </w:rPr>
@@ -312,7 +313,7 @@
       </w:r>
       <w:r>
         <w:rPr>
-          <w:rFonts w:ascii="Franklin Gothic Demi" w:hAnsi="Franklin Gothic Demi" w:cs="Franklin Gothic Demi"/>
+          <w:rFonts w:cs="Franklin Gothic Demi" w:ascii="Franklin Gothic Demi" w:hAnsi="Franklin Gothic Demi"/>
           <w:spacing w:val="1"/>
           <w:sz w:val="18"/>
           <w:szCs w:val="18"/>
@@ -321,7 +322,7 @@
       </w:r>
       <w:r>
         <w:rPr>
-          <w:rFonts w:ascii="Franklin Gothic Demi" w:hAnsi="Franklin Gothic Demi" w:cs="Franklin Gothic Demi"/>
+          <w:rFonts w:cs="Franklin Gothic Demi" w:ascii="Franklin Gothic Demi" w:hAnsi="Franklin Gothic Demi"/>
           <w:sz w:val="18"/>
           <w:szCs w:val="18"/>
         </w:rPr>
@@ -329,7 +330,7 @@
       </w:r>
       <w:r>
         <w:rPr>
-          <w:rFonts w:ascii="Franklin Gothic Demi" w:hAnsi="Franklin Gothic Demi" w:cs="Franklin Gothic Demi"/>
+          <w:rFonts w:cs="Franklin Gothic Demi" w:ascii="Franklin Gothic Demi" w:hAnsi="Franklin Gothic Demi"/>
           <w:spacing w:val="-2"/>
           <w:sz w:val="18"/>
           <w:szCs w:val="18"/>
@@ -338,7 +339,7 @@
       </w:r>
       <w:r>
         <w:rPr>
-          <w:rFonts w:ascii="Franklin Gothic Demi" w:hAnsi="Franklin Gothic Demi" w:cs="Franklin Gothic Demi"/>
+          <w:rFonts w:cs="Franklin Gothic Demi" w:ascii="Franklin Gothic Demi" w:hAnsi="Franklin Gothic Demi"/>
           <w:sz w:val="18"/>
           <w:szCs w:val="18"/>
         </w:rPr>
@@ -346,7 +347,7 @@
       </w:r>
       <w:r>
         <w:rPr>
-          <w:rFonts w:ascii="Franklin Gothic Demi" w:hAnsi="Franklin Gothic Demi" w:cs="Franklin Gothic Demi"/>
+          <w:rFonts w:cs="Franklin Gothic Demi" w:ascii="Franklin Gothic Demi" w:hAnsi="Franklin Gothic Demi"/>
           <w:spacing w:val="-1"/>
           <w:sz w:val="18"/>
           <w:szCs w:val="18"/>
@@ -355,7 +356,7 @@
       </w:r>
       <w:r>
         <w:rPr>
-          <w:rFonts w:ascii="Franklin Gothic Demi" w:hAnsi="Franklin Gothic Demi" w:cs="Franklin Gothic Demi"/>
+          <w:rFonts w:cs="Franklin Gothic Demi" w:ascii="Franklin Gothic Demi" w:hAnsi="Franklin Gothic Demi"/>
           <w:sz w:val="18"/>
           <w:szCs w:val="18"/>
         </w:rPr>
@@ -363,7 +364,7 @@
       </w:r>
       <w:r>
         <w:rPr>
-          <w:rFonts w:ascii="Franklin Gothic Demi" w:hAnsi="Franklin Gothic Demi" w:cs="Franklin Gothic Demi"/>
+          <w:rFonts w:cs="Franklin Gothic Demi" w:ascii="Franklin Gothic Demi" w:hAnsi="Franklin Gothic Demi"/>
           <w:spacing w:val="-2"/>
           <w:sz w:val="18"/>
           <w:szCs w:val="18"/>
@@ -372,7 +373,7 @@
       </w:r>
       <w:r>
         <w:rPr>
-          <w:rFonts w:ascii="Franklin Gothic Demi" w:hAnsi="Franklin Gothic Demi" w:cs="Franklin Gothic Demi"/>
+          <w:rFonts w:cs="Franklin Gothic Demi" w:ascii="Franklin Gothic Demi" w:hAnsi="Franklin Gothic Demi"/>
           <w:sz w:val="18"/>
           <w:szCs w:val="18"/>
         </w:rPr>
@@ -381,31 +382,41 @@
     </w:p>
     <w:p>
       <w:pPr>
-        <w:widowControl w:val="0"/>
-        <w:spacing w:before="3" w:line="220" w:lineRule="exact"/>
+        <w:pStyle w:val="Normal"/>
+        <w:widowControl w:val="false"/>
+        <w:spacing w:lineRule="exact" w:line="220" w:before="3" w:after="0"/>
         <w:rPr>
           <w:rFonts w:ascii="Franklin Gothic Demi" w:hAnsi="Franklin Gothic Demi" w:cs="Franklin Gothic Demi"/>
           <w:sz w:val="22"/>
           <w:szCs w:val="22"/>
         </w:rPr>
       </w:pPr>
-    </w:p>
-    <w:p>
-      <w:pPr>
-        <w:widowControl w:val="0"/>
-        <w:spacing w:line="272" w:lineRule="exact"/>
+      <w:r>
+        <w:rPr>
+          <w:rFonts w:cs="Franklin Gothic Demi" w:ascii="Franklin Gothic Demi" w:hAnsi="Franklin Gothic Demi"/>
+          <w:sz w:val="22"/>
+          <w:szCs w:val="22"/>
+        </w:rPr>
+      </w:r>
+    </w:p>
+    <w:p>
+      <w:pPr>
+        <w:pStyle w:val="Normal"/>
+        <w:widowControl w:val="false"/>
+        <w:spacing w:lineRule="exact" w:line="272"/>
         <w:jc w:val="center"/>
-      </w:pPr>
-      <w:r>
-        <w:rPr>
-          <w:rFonts w:ascii="Franklin Gothic Demi" w:hAnsi="Franklin Gothic Demi" w:cs="Franklin Gothic Demi"/>
+        <w:rPr/>
+      </w:pPr>
+      <w:r>
+        <w:rPr>
+          <w:rFonts w:cs="Franklin Gothic Demi" w:ascii="Franklin Gothic Demi" w:hAnsi="Franklin Gothic Demi"/>
           <w:u w:val="single"/>
         </w:rPr>
         <w:t>PROJECT ANNOUNC</w:t>
       </w:r>
       <w:r>
         <w:rPr>
-          <w:rFonts w:ascii="Franklin Gothic Demi" w:hAnsi="Franklin Gothic Demi" w:cs="Franklin Gothic Demi"/>
+          <w:rFonts w:cs="Franklin Gothic Demi" w:ascii="Franklin Gothic Demi" w:hAnsi="Franklin Gothic Demi"/>
           <w:spacing w:val="1"/>
           <w:u w:val="single"/>
         </w:rPr>
@@ -413,58 +424,69 @@
       </w:r>
       <w:r>
         <w:rPr>
+          <w:rFonts w:cs="Franklin Gothic Demi" w:ascii="Franklin Gothic Demi" w:hAnsi="Franklin Gothic Demi"/>
+          <w:u w:val="single"/>
+        </w:rPr>
+        <w:t>MENT</w:t>
+      </w:r>
+      <w:r>
+        <w:rPr>
+          <w:rFonts w:cs="Franklin Gothic Demi" w:ascii="Franklin Gothic Demi" w:hAnsi="Franklin Gothic Demi"/>
+        </w:rPr>
+        <w:t xml:space="preserve"> </w:t>
+      </w:r>
+    </w:p>
+    <w:p>
+      <w:pPr>
+        <w:pStyle w:val="Normal"/>
+        <w:widowControl w:val="false"/>
+        <w:spacing w:lineRule="exact" w:line="272"/>
+        <w:jc w:val="center"/>
+        <w:rPr>
           <w:rFonts w:ascii="Franklin Gothic Demi" w:hAnsi="Franklin Gothic Demi" w:cs="Franklin Gothic Demi"/>
-          <w:u w:val="single"/>
-        </w:rPr>
-        <w:t>MENT</w:t>
-      </w:r>
-      <w:r>
-        <w:rPr>
-          <w:rFonts w:ascii="Franklin Gothic Demi" w:hAnsi="Franklin Gothic Demi" w:cs="Franklin Gothic Demi"/>
-        </w:rPr>
-        <w:t xml:space="preserve"> </w:t>
-      </w:r>
-    </w:p>
-    <w:p>
-      <w:pPr>
-        <w:widowControl w:val="0"/>
-        <w:spacing w:line="272" w:lineRule="exact"/>
-        <w:jc w:val="center"/>
-        <w:rPr>
-          <w:rFonts w:ascii="Franklin Gothic Demi" w:hAnsi="Franklin Gothic Demi" w:cs="Franklin Gothic Demi"/>
-        </w:rPr>
-      </w:pPr>
-      <w:r>
-        <w:rPr>
-          <w:rFonts w:ascii="Franklin Gothic Demi" w:hAnsi="Franklin Gothic Demi" w:cs="Franklin Gothic Demi"/>
+        </w:rPr>
+      </w:pPr>
+      <w:r>
+        <w:rPr>
+          <w:rFonts w:cs="Franklin Gothic Demi" w:ascii="Franklin Gothic Demi" w:hAnsi="Franklin Gothic Demi"/>
           <w:spacing w:val="-7"/>
         </w:rPr>
         <w:t xml:space="preserve">Fall </w:t>
       </w:r>
       <w:r>
         <w:rPr>
-          <w:rFonts w:ascii="Franklin Gothic Demi" w:hAnsi="Franklin Gothic Demi" w:cs="Franklin Gothic Demi"/>
+          <w:rFonts w:cs="Franklin Gothic Demi" w:ascii="Franklin Gothic Demi" w:hAnsi="Franklin Gothic Demi"/>
         </w:rPr>
         <w:t>2025</w:t>
       </w:r>
     </w:p>
     <w:p>
       <w:pPr>
-        <w:widowControl w:val="0"/>
-        <w:spacing w:before="6" w:line="130" w:lineRule="exact"/>
+        <w:pStyle w:val="Normal"/>
+        <w:widowControl w:val="false"/>
+        <w:spacing w:lineRule="exact" w:line="130" w:before="6" w:after="0"/>
         <w:rPr>
           <w:rFonts w:ascii="Franklin Gothic Demi" w:hAnsi="Franklin Gothic Demi" w:cs="Franklin Gothic Demi"/>
           <w:sz w:val="13"/>
           <w:szCs w:val="13"/>
         </w:rPr>
       </w:pPr>
-    </w:p>
-    <w:p>
-      <w:pPr>
-        <w:tabs>
-          <w:tab w:val="left" w:pos="2293"/>
-        </w:tabs>
-        <w:ind w:left="630" w:hanging="660"/>
+      <w:r>
+        <w:rPr>
+          <w:rFonts w:cs="Franklin Gothic Demi" w:ascii="Franklin Gothic Demi" w:hAnsi="Franklin Gothic Demi"/>
+          <w:sz w:val="13"/>
+          <w:szCs w:val="13"/>
+        </w:rPr>
+      </w:r>
+    </w:p>
+    <w:p>
+      <w:pPr>
+        <w:pStyle w:val="Normal"/>
+        <w:tabs>
+          <w:tab w:val="clear" w:pos="720"/>
+          <w:tab w:val="left" w:pos="2293" w:leader="none"/>
+        </w:tabs>
+        <w:ind w:hanging="660" w:left="630"/>
         <w:rPr>
           <w:caps/>
         </w:rPr>
@@ -477,24 +499,34 @@
         <w:t xml:space="preserve">Title: </w:t>
       </w:r>
       <w:r>
+        <w:rPr/>
         <w:t>Bearing Fault Detection using Accelerometer Data</w:t>
       </w:r>
     </w:p>
     <w:p>
       <w:pPr>
-        <w:tabs>
-          <w:tab w:val="left" w:pos="1483"/>
+        <w:pStyle w:val="Normal"/>
+        <w:tabs>
+          <w:tab w:val="clear" w:pos="720"/>
+          <w:tab w:val="left" w:pos="1483" w:leader="none"/>
         </w:tabs>
         <w:ind w:hanging="15"/>
         <w:rPr>
           <w:b/>
         </w:rPr>
       </w:pPr>
-    </w:p>
-    <w:p>
-      <w:pPr>
-        <w:tabs>
-          <w:tab w:val="left" w:pos="1483"/>
+      <w:r>
+        <w:rPr>
+          <w:b/>
+        </w:rPr>
+      </w:r>
+    </w:p>
+    <w:p>
+      <w:pPr>
+        <w:pStyle w:val="Normal"/>
+        <w:tabs>
+          <w:tab w:val="clear" w:pos="720"/>
+          <w:tab w:val="left" w:pos="1483" w:leader="none"/>
         </w:tabs>
         <w:ind w:left="-15"/>
         <w:rPr>
@@ -514,21 +546,30 @@
         <w:t>NT-</w:t>
       </w:r>
       <w:r>
+        <w:rPr/>
         <w:t>BEFAD</w:t>
       </w:r>
     </w:p>
     <w:p>
       <w:pPr>
-        <w:tabs>
-          <w:tab w:val="left" w:pos="1483"/>
+        <w:pStyle w:val="Normal"/>
+        <w:tabs>
+          <w:tab w:val="clear" w:pos="720"/>
+          <w:tab w:val="left" w:pos="1483" w:leader="none"/>
         </w:tabs>
         <w:ind w:hanging="15"/>
-      </w:pPr>
-    </w:p>
-    <w:p>
-      <w:pPr>
-        <w:tabs>
-          <w:tab w:val="left" w:pos="1483"/>
+        <w:rPr/>
+      </w:pPr>
+      <w:r>
+        <w:rPr/>
+      </w:r>
+    </w:p>
+    <w:p>
+      <w:pPr>
+        <w:pStyle w:val="Normal"/>
+        <w:tabs>
+          <w:tab w:val="clear" w:pos="720"/>
+          <w:tab w:val="left" w:pos="1483" w:leader="none"/>
         </w:tabs>
         <w:ind w:hanging="15"/>
         <w:rPr>
@@ -542,24 +583,34 @@
         <w:t xml:space="preserve">Type: </w:t>
       </w:r>
       <w:r>
+        <w:rPr/>
         <w:t xml:space="preserve">Group </w:t>
       </w:r>
     </w:p>
     <w:p>
       <w:pPr>
-        <w:tabs>
-          <w:tab w:val="left" w:pos="1483"/>
+        <w:pStyle w:val="Normal"/>
+        <w:tabs>
+          <w:tab w:val="clear" w:pos="720"/>
+          <w:tab w:val="left" w:pos="1483" w:leader="none"/>
         </w:tabs>
         <w:ind w:hanging="15"/>
         <w:rPr>
           <w:caps/>
         </w:rPr>
       </w:pPr>
-    </w:p>
-    <w:p>
-      <w:pPr>
-        <w:tabs>
-          <w:tab w:val="left" w:pos="1483"/>
+      <w:r>
+        <w:rPr>
+          <w:caps/>
+        </w:rPr>
+      </w:r>
+    </w:p>
+    <w:p>
+      <w:pPr>
+        <w:pStyle w:val="Normal"/>
+        <w:tabs>
+          <w:tab w:val="clear" w:pos="720"/>
+          <w:tab w:val="left" w:pos="1483" w:leader="none"/>
         </w:tabs>
         <w:ind w:hanging="15"/>
         <w:rPr>
@@ -575,13 +626,16 @@
         <w:t xml:space="preserve">Status: </w:t>
       </w:r>
       <w:r>
+        <w:rPr/>
         <w:t>New</w:t>
       </w:r>
     </w:p>
     <w:p>
       <w:pPr>
-        <w:tabs>
-          <w:tab w:val="left" w:pos="1483"/>
+        <w:pStyle w:val="Normal"/>
+        <w:tabs>
+          <w:tab w:val="clear" w:pos="720"/>
+          <w:tab w:val="left" w:pos="1483" w:leader="none"/>
         </w:tabs>
         <w:ind w:hanging="15"/>
         <w:rPr>
@@ -589,31 +643,36 @@
           <w:bCs/>
         </w:rPr>
       </w:pPr>
-    </w:p>
-    <w:p>
-      <w:pPr>
-        <w:tabs>
-          <w:tab w:val="left" w:pos="1483"/>
+      <w:r>
+        <w:rPr>
+          <w:b/>
+          <w:bCs/>
+        </w:rPr>
+      </w:r>
+    </w:p>
+    <w:p>
+      <w:pPr>
+        <w:pStyle w:val="Normal"/>
+        <w:tabs>
+          <w:tab w:val="clear" w:pos="720"/>
+          <w:tab w:val="left" w:pos="1483" w:leader="none"/>
         </w:tabs>
         <w:ind w:hanging="15"/>
+        <w:rPr/>
       </w:pPr>
       <w:r>
         <w:rPr>
           <w:b/>
         </w:rPr>
-        <w:t xml:space="preserve">Availability: </w:t>
-      </w:r>
-      <w:r>
-        <w:rPr>
-          <w:b/>
-        </w:rPr>
-        <w:t>2 students</w:t>
-      </w:r>
-    </w:p>
-    <w:p>
-      <w:pPr>
-        <w:tabs>
-          <w:tab w:val="left" w:pos="1483"/>
+        <w:t>Availability: 2 students</w:t>
+      </w:r>
+    </w:p>
+    <w:p>
+      <w:pPr>
+        <w:pStyle w:val="Normal"/>
+        <w:tabs>
+          <w:tab w:val="clear" w:pos="720"/>
+          <w:tab w:val="left" w:pos="1483" w:leader="none"/>
         </w:tabs>
         <w:ind w:hanging="15"/>
         <w:rPr>
@@ -621,11 +680,17 @@
           <w:caps/>
         </w:rPr>
       </w:pPr>
+      <w:r>
+        <w:rPr>
+          <w:b/>
+          <w:caps/>
+        </w:rPr>
+      </w:r>
     </w:p>
     <w:p>
       <w:pPr>
         <w:pStyle w:val="BlockText"/>
-        <w:spacing w:before="0"/>
+        <w:spacing w:before="0" w:after="0"/>
         <w:ind w:left="0" w:right="0"/>
         <w:jc w:val="left"/>
         <w:rPr>
@@ -644,12 +709,12 @@
     <w:p>
       <w:pPr>
         <w:pStyle w:val="NormalWeb"/>
-      </w:pPr>
-      <w:r>
-        <w:t xml:space="preserve">Rolling element bearings are widely used in rotating machinery and are prone to faults </w:t>
-      </w:r>
-      <w:r>
-        <w:t>such as</w:t>
+        <w:spacing w:before="280" w:after="280"/>
+        <w:rPr/>
+      </w:pPr>
+      <w:r>
+        <w:rPr/>
+        <w:t>Rolling element bearings are widely used in rotating machinery and are prone to faults such as</w:t>
       </w:r>
       <w:r>
         <w:rPr>
@@ -661,8 +726,8 @@
       <w:r>
         <w:rPr>
           <w:rStyle w:val="Strong"/>
-          <w:b w:val="0"/>
-          <w:bCs w:val="0"/>
+          <w:b w:val="false"/>
+          <w:bCs w:val="false"/>
         </w:rPr>
         <w:t>inner race faults, outer race faults, and ball defects</w:t>
       </w:r>
@@ -674,21 +739,21 @@
         <w:t>.</w:t>
       </w:r>
       <w:r>
+        <w:rPr/>
         <w:t xml:space="preserve"> If not detected early, these faults may lead to serious machinery breakdowns, unplanned downtime, and costly repairs.</w:t>
       </w:r>
     </w:p>
     <w:p>
       <w:pPr>
         <w:pStyle w:val="NormalWeb"/>
+        <w:spacing w:before="280" w:after="280"/>
         <w:rPr>
           <w:lang w:val="tr-TR"/>
         </w:rPr>
       </w:pPr>
       <w:r>
-        <w:t xml:space="preserve">This project focuses on </w:t>
-      </w:r>
-      <w:r>
-        <w:t>the</w:t>
+        <w:rPr/>
+        <w:t>This project focuses on the</w:t>
       </w:r>
       <w:r>
         <w:rPr>
@@ -700,8 +765,8 @@
       <w:r>
         <w:rPr>
           <w:rStyle w:val="Strong"/>
-          <w:b w:val="0"/>
-          <w:bCs w:val="0"/>
+          <w:b w:val="false"/>
+          <w:bCs w:val="false"/>
         </w:rPr>
         <w:t>detection and classification of bearing faults</w:t>
       </w:r>
@@ -713,20 +778,19 @@
         <w:t xml:space="preserve"> </w:t>
       </w:r>
       <w:r>
-        <w:t>using</w:t>
-      </w:r>
-      <w:r>
-        <w:t xml:space="preserve"> vibration signals obtained from accelerometers. Students will first conduct a </w:t>
+        <w:rPr/>
+        <w:t xml:space="preserve">using vibration signals obtained from accelerometers. Students will first conduct a </w:t>
       </w:r>
       <w:r>
         <w:rPr>
           <w:rStyle w:val="Strong"/>
-          <w:b w:val="0"/>
-          <w:bCs w:val="0"/>
+          <w:b w:val="false"/>
+          <w:bCs w:val="false"/>
         </w:rPr>
         <w:t>background study</w:t>
       </w:r>
       <w:r>
+        <w:rPr/>
         <w:t xml:space="preserve"> on bearing fault types, failure modes, and commonly used sensing and analysis methods</w:t>
       </w:r>
       <w:r>
@@ -736,24 +800,26 @@
         <w:t xml:space="preserve">. </w:t>
       </w:r>
       <w:r>
+        <w:rPr/>
         <w:t xml:space="preserve">An </w:t>
       </w:r>
       <w:r>
         <w:rPr>
           <w:rStyle w:val="Strong"/>
-          <w:b w:val="0"/>
-          <w:bCs w:val="0"/>
+          <w:b w:val="false"/>
+          <w:bCs w:val="false"/>
         </w:rPr>
         <w:t>open-source bearing fault dataset</w:t>
       </w:r>
       <w:r>
+        <w:rPr/>
         <w:t xml:space="preserve"> (including accelerometer data for healthy and faulty bearings at different fault types and motor speeds) will be used. Students will apply </w:t>
       </w:r>
       <w:r>
         <w:rPr>
           <w:rStyle w:val="Strong"/>
-          <w:b w:val="0"/>
-          <w:bCs w:val="0"/>
+          <w:b w:val="false"/>
+          <w:bCs w:val="false"/>
         </w:rPr>
         <w:t>signal processing techniques</w:t>
       </w:r>
@@ -765,17 +831,19 @@
         <w:t xml:space="preserve"> </w:t>
       </w:r>
       <w:r>
+        <w:rPr/>
         <w:t xml:space="preserve">(e.g. time-frequency analysis) to extract meaningful features. Based on these features, they will develop a </w:t>
       </w:r>
       <w:r>
         <w:rPr>
           <w:rStyle w:val="Strong"/>
-          <w:b w:val="0"/>
-          <w:bCs w:val="0"/>
+          <w:b w:val="false"/>
+          <w:bCs w:val="false"/>
         </w:rPr>
         <w:t>classification method</w:t>
       </w:r>
       <w:r>
+        <w:rPr/>
         <w:t xml:space="preserve"> (conventional statistical analysis, or Machine Learning/Deep Learning)</w:t>
       </w:r>
       <w:r>
@@ -785,6 +853,7 @@
         <w:t xml:space="preserve">. </w:t>
       </w:r>
       <w:r>
+        <w:rPr/>
         <w:t xml:space="preserve">The performance of the classification method will be evaluated using </w:t>
       </w:r>
       <w:r>
@@ -796,16 +865,16 @@
       <w:r>
         <w:rPr>
           <w:rStyle w:val="Strong"/>
-          <w:b w:val="0"/>
-          <w:bCs w:val="0"/>
+          <w:b w:val="false"/>
+          <w:bCs w:val="false"/>
         </w:rPr>
         <w:t>confusion matri</w:t>
       </w:r>
       <w:r>
         <w:rPr>
           <w:rStyle w:val="Strong"/>
-          <w:b w:val="0"/>
-          <w:bCs w:val="0"/>
+          <w:b w:val="false"/>
+          <w:bCs w:val="false"/>
           <w:lang w:val="tr-TR"/>
         </w:rPr>
         <w:t>x.</w:t>
@@ -813,17 +882,25 @@
     </w:p>
     <w:p>
       <w:pPr>
-        <w:widowControl w:val="0"/>
+        <w:pStyle w:val="Normal"/>
+        <w:widowControl w:val="false"/>
         <w:ind w:right="58"/>
         <w:rPr>
           <w:bCs/>
         </w:rPr>
       </w:pPr>
-    </w:p>
-    <w:p>
-      <w:pPr>
-        <w:widowControl w:val="0"/>
+      <w:r>
+        <w:rPr>
+          <w:bCs/>
+        </w:rPr>
+      </w:r>
+    </w:p>
+    <w:p>
+      <w:pPr>
+        <w:pStyle w:val="Normal"/>
+        <w:widowControl w:val="false"/>
         <w:ind w:right="-20"/>
+        <w:rPr/>
       </w:pPr>
       <w:r>
         <w:rPr>
@@ -835,89 +912,115 @@
     </w:p>
     <w:p>
       <w:pPr>
-        <w:widowControl w:val="0"/>
+        <w:pStyle w:val="Normal"/>
+        <w:widowControl w:val="false"/>
         <w:ind w:left="502" w:right="-20"/>
-      </w:pPr>
+        <w:rPr/>
+      </w:pPr>
+      <w:r>
+        <w:rPr/>
+      </w:r>
     </w:p>
     <w:p>
       <w:pPr>
         <w:pStyle w:val="ListParagraph"/>
-        <w:widowControl w:val="0"/>
+        <w:widowControl w:val="false"/>
         <w:numPr>
           <w:ilvl w:val="0"/>
-          <w:numId w:val="6"/>
+          <w:numId w:val="1"/>
         </w:numPr>
-        <w:spacing w:before="15" w:line="260" w:lineRule="exact"/>
-      </w:pPr>
-      <w:r>
+        <w:spacing w:lineRule="exact" w:line="260" w:before="15" w:after="0"/>
+        <w:contextualSpacing/>
+        <w:rPr/>
+      </w:pPr>
+      <w:r>
+        <w:rPr/>
         <w:t>Conduct literature review on bearing fault types and detection methods</w:t>
       </w:r>
     </w:p>
     <w:p>
       <w:pPr>
         <w:pStyle w:val="ListParagraph"/>
-        <w:widowControl w:val="0"/>
+        <w:widowControl w:val="false"/>
         <w:numPr>
           <w:ilvl w:val="0"/>
-          <w:numId w:val="6"/>
+          <w:numId w:val="1"/>
         </w:numPr>
-        <w:spacing w:before="15" w:line="260" w:lineRule="exact"/>
-      </w:pPr>
-      <w:r>
+        <w:spacing w:lineRule="exact" w:line="260" w:before="15" w:after="0"/>
+        <w:contextualSpacing/>
+        <w:rPr/>
+      </w:pPr>
+      <w:r>
+        <w:rPr/>
         <w:t>Preprocess accelerometer signals from publicly available datasets</w:t>
       </w:r>
     </w:p>
     <w:p>
       <w:pPr>
         <w:pStyle w:val="ListParagraph"/>
-        <w:widowControl w:val="0"/>
+        <w:widowControl w:val="false"/>
         <w:numPr>
           <w:ilvl w:val="0"/>
-          <w:numId w:val="6"/>
+          <w:numId w:val="1"/>
         </w:numPr>
-        <w:spacing w:before="15" w:line="260" w:lineRule="exact"/>
-      </w:pPr>
-      <w:r>
+        <w:spacing w:lineRule="exact" w:line="260" w:before="15" w:after="0"/>
+        <w:contextualSpacing/>
+        <w:rPr/>
+      </w:pPr>
+      <w:r>
+        <w:rPr/>
         <w:t>Apply signal processing techniques for visualization and feature extraction</w:t>
       </w:r>
     </w:p>
     <w:p>
       <w:pPr>
         <w:pStyle w:val="ListParagraph"/>
-        <w:widowControl w:val="0"/>
+        <w:widowControl w:val="false"/>
         <w:numPr>
           <w:ilvl w:val="0"/>
-          <w:numId w:val="6"/>
+          <w:numId w:val="1"/>
         </w:numPr>
-        <w:spacing w:before="15" w:line="260" w:lineRule="exact"/>
-      </w:pPr>
-      <w:r>
+        <w:spacing w:lineRule="exact" w:line="260" w:before="15" w:after="0"/>
+        <w:contextualSpacing/>
+        <w:rPr/>
+      </w:pPr>
+      <w:r>
+        <w:rPr/>
         <w:t>Develop a classification algorithm (statistical method, ML, or DL)</w:t>
       </w:r>
     </w:p>
     <w:p>
       <w:pPr>
         <w:pStyle w:val="ListParagraph"/>
-        <w:widowControl w:val="0"/>
+        <w:widowControl w:val="false"/>
         <w:numPr>
           <w:ilvl w:val="0"/>
-          <w:numId w:val="6"/>
+          <w:numId w:val="1"/>
         </w:numPr>
-        <w:spacing w:before="15" w:line="260" w:lineRule="exact"/>
-      </w:pPr>
-      <w:r>
+        <w:spacing w:lineRule="exact" w:line="260" w:before="15" w:after="0"/>
+        <w:contextualSpacing/>
+        <w:rPr/>
+      </w:pPr>
+      <w:r>
+        <w:rPr/>
         <w:t xml:space="preserve">Evaluate results </w:t>
       </w:r>
     </w:p>
     <w:p>
       <w:pPr>
-        <w:widowControl w:val="0"/>
-        <w:spacing w:before="15" w:line="260" w:lineRule="exact"/>
-      </w:pPr>
-    </w:p>
-    <w:p>
-      <w:pPr>
-        <w:widowControl w:val="0"/>
+        <w:pStyle w:val="Normal"/>
+        <w:widowControl w:val="false"/>
+        <w:spacing w:lineRule="exact" w:line="260" w:before="15" w:after="0"/>
+        <w:rPr/>
+      </w:pPr>
+      <w:r>
+        <w:rPr/>
+      </w:r>
+    </w:p>
+    <w:p>
+      <w:pPr>
+        <w:pStyle w:val="Normal"/>
+        <w:widowControl w:val="false"/>
         <w:ind w:right="-20"/>
         <w:rPr>
           <w:b/>
@@ -934,62 +1037,78 @@
     </w:p>
     <w:p>
       <w:pPr>
-        <w:widowControl w:val="0"/>
+        <w:pStyle w:val="Normal"/>
+        <w:widowControl w:val="false"/>
         <w:ind w:right="-20"/>
-      </w:pPr>
+        <w:rPr/>
+      </w:pPr>
+      <w:r>
+        <w:rPr/>
+      </w:r>
     </w:p>
     <w:p>
       <w:pPr>
         <w:pStyle w:val="ListParagraph"/>
-        <w:widowControl w:val="0"/>
+        <w:widowControl w:val="false"/>
         <w:numPr>
           <w:ilvl w:val="0"/>
-          <w:numId w:val="7"/>
+          <w:numId w:val="2"/>
         </w:numPr>
-        <w:ind w:right="-20"/>
-      </w:pPr>
-      <w:r>
+        <w:ind w:hanging="360" w:left="720" w:right="-20"/>
+        <w:rPr/>
+      </w:pPr>
+      <w:r>
+        <w:rPr/>
         <w:t>Interest and familiarity with coding (MATLAB or Python)</w:t>
       </w:r>
     </w:p>
     <w:p>
       <w:pPr>
         <w:pStyle w:val="ListParagraph"/>
-        <w:widowControl w:val="0"/>
+        <w:widowControl w:val="false"/>
         <w:numPr>
           <w:ilvl w:val="0"/>
-          <w:numId w:val="7"/>
+          <w:numId w:val="2"/>
         </w:numPr>
-        <w:ind w:right="-20"/>
-      </w:pPr>
-      <w:r>
+        <w:ind w:hanging="360" w:left="720" w:right="-20"/>
+        <w:rPr/>
+      </w:pPr>
+      <w:r>
+        <w:rPr/>
         <w:t>Basic knowledge of signal processing</w:t>
       </w:r>
     </w:p>
     <w:p>
       <w:pPr>
         <w:pStyle w:val="ListParagraph"/>
-        <w:widowControl w:val="0"/>
+        <w:widowControl w:val="false"/>
         <w:numPr>
           <w:ilvl w:val="0"/>
-          <w:numId w:val="7"/>
+          <w:numId w:val="2"/>
         </w:numPr>
-        <w:ind w:right="-20"/>
-      </w:pPr>
-      <w:r>
+        <w:ind w:hanging="360" w:left="720" w:right="-20"/>
+        <w:rPr/>
+      </w:pPr>
+      <w:r>
+        <w:rPr/>
         <w:t>Willingness to learn about machine learning</w:t>
       </w:r>
     </w:p>
     <w:p>
       <w:pPr>
         <w:pStyle w:val="ListParagraph"/>
-        <w:widowControl w:val="0"/>
-        <w:ind w:right="-20"/>
-      </w:pPr>
-    </w:p>
-    <w:p>
-      <w:pPr>
-        <w:widowControl w:val="0"/>
+        <w:widowControl w:val="false"/>
+        <w:ind w:left="720" w:right="-20"/>
+        <w:rPr/>
+      </w:pPr>
+      <w:r>
+        <w:rPr/>
+      </w:r>
+    </w:p>
+    <w:p>
+      <w:pPr>
+        <w:pStyle w:val="Normal"/>
+        <w:widowControl w:val="false"/>
         <w:ind w:right="-20"/>
         <w:rPr>
           <w:b/>
@@ -1003,45 +1122,37 @@
         </w:rPr>
         <w:t>Related UN Sustainable Development Goals:</w:t>
       </w:r>
-    </w:p>
-    <w:p>
-      <w:pPr>
-        <w:widowControl w:val="0"/>
-        <w:ind w:right="-20"/>
-        <w:rPr>
-          <w:b/>
-          <w:bCs/>
-        </w:rPr>
-      </w:pPr>
     </w:p>
     <w:p>
       <w:pPr>
         <w:pStyle w:val="ListParagraph"/>
         <w:numPr>
           <w:ilvl w:val="0"/>
-          <w:numId w:val="8"/>
+          <w:numId w:val="3"/>
         </w:numPr>
-        <w:suppressAutoHyphens w:val="0"/>
-        <w:spacing w:before="100" w:beforeAutospacing="1" w:after="100" w:afterAutospacing="1"/>
+        <w:suppressAutoHyphens w:val="false"/>
+        <w:spacing w:beforeAutospacing="1" w:afterAutospacing="1"/>
+        <w:contextualSpacing/>
+        <w:rPr>
+          <w:b w:val="false"/>
+          <w:bCs w:val="false"/>
+        </w:rPr>
+      </w:pPr>
+      <w:r>
         <w:rPr>
           <w:rFonts w:eastAsia="Times New Roman"/>
+          <w:b w:val="false"/>
+          <w:bCs w:val="false"/>
           <w:lang w:val="en-TR" w:eastAsia="en-US"/>
         </w:rPr>
-      </w:pPr>
-      <w:r>
-        <w:rPr>
-          <w:rFonts w:eastAsia="Times New Roman"/>
-          <w:b/>
-          <w:bCs/>
-          <w:lang w:val="en-TR" w:eastAsia="en-US"/>
-        </w:rPr>
         <w:t>No. 9 Industry, Innovation, and Infrastructure</w:t>
       </w:r>
     </w:p>
     <w:p>
       <w:pPr>
-        <w:widowControl w:val="0"/>
-        <w:spacing w:line="293" w:lineRule="exact"/>
+        <w:pStyle w:val="Normal"/>
+        <w:widowControl w:val="false"/>
+        <w:spacing w:lineRule="exact" w:line="293"/>
         <w:ind w:right="-20"/>
         <w:rPr>
           <w:color w:val="000000"/>
@@ -1059,64 +1170,40 @@
           <w:color w:val="000000"/>
         </w:rPr>
         <w:t>:</w:t>
-      </w:r>
-      <w:r>
-        <w:rPr>
-          <w:color w:val="000000"/>
-        </w:rPr>
         <w:tab/>
-      </w:r>
-      <w:r>
-        <w:rPr>
-          <w:color w:val="000000"/>
-        </w:rPr>
         <w:tab/>
         <w:t>high (X)</w:t>
-      </w:r>
-      <w:r>
-        <w:rPr>
-          <w:color w:val="000000"/>
-        </w:rPr>
         <w:tab/>
-        <w:t xml:space="preserve">medium </w:t>
-      </w:r>
-      <w:proofErr w:type="gramStart"/>
-      <w:r>
-        <w:rPr>
-          <w:color w:val="000000"/>
-        </w:rPr>
-        <w:t>( )</w:t>
-      </w:r>
-      <w:proofErr w:type="gramEnd"/>
-      <w:r>
-        <w:rPr>
-          <w:color w:val="000000"/>
-        </w:rPr>
+        <w:t>medium ( )</w:t>
         <w:tab/>
-      </w:r>
-      <w:r>
-        <w:rPr>
-          <w:color w:val="000000"/>
-        </w:rPr>
         <w:tab/>
         <w:t>low ( )</w:t>
       </w:r>
     </w:p>
     <w:p>
       <w:pPr>
-        <w:widowControl w:val="0"/>
-        <w:spacing w:line="200" w:lineRule="exact"/>
+        <w:pStyle w:val="Normal"/>
+        <w:widowControl w:val="false"/>
+        <w:spacing w:lineRule="exact" w:line="200"/>
         <w:rPr>
           <w:color w:val="000000"/>
           <w:sz w:val="20"/>
           <w:szCs w:val="20"/>
         </w:rPr>
       </w:pPr>
-    </w:p>
-    <w:p>
-      <w:pPr>
-        <w:widowControl w:val="0"/>
-        <w:spacing w:line="293" w:lineRule="exact"/>
+      <w:r>
+        <w:rPr>
+          <w:color w:val="000000"/>
+          <w:sz w:val="20"/>
+          <w:szCs w:val="20"/>
+        </w:rPr>
+      </w:r>
+    </w:p>
+    <w:p>
+      <w:pPr>
+        <w:pStyle w:val="Normal"/>
+        <w:widowControl w:val="false"/>
+        <w:spacing w:lineRule="exact" w:line="293"/>
         <w:ind w:right="-20"/>
         <w:rPr>
           <w:color w:val="000000"/>
@@ -1134,57 +1221,36 @@
           <w:color w:val="000000"/>
         </w:rPr>
         <w:t xml:space="preserve">: </w:t>
-      </w:r>
-      <w:r>
-        <w:rPr>
-          <w:color w:val="000000"/>
-        </w:rPr>
         <w:tab/>
         <w:t>high (X)</w:t>
-      </w:r>
-      <w:r>
-        <w:rPr>
-          <w:color w:val="000000"/>
-        </w:rPr>
         <w:tab/>
-        <w:t xml:space="preserve">medium </w:t>
-      </w:r>
-      <w:proofErr w:type="gramStart"/>
-      <w:r>
-        <w:rPr>
-          <w:color w:val="000000"/>
-        </w:rPr>
-        <w:t>( )</w:t>
-      </w:r>
-      <w:proofErr w:type="gramEnd"/>
-      <w:r>
-        <w:rPr>
-          <w:color w:val="000000"/>
-        </w:rPr>
+        <w:t>medium ( )</w:t>
         <w:tab/>
-      </w:r>
-      <w:r>
-        <w:rPr>
-          <w:color w:val="000000"/>
-        </w:rPr>
         <w:tab/>
         <w:t>low ( )</w:t>
       </w:r>
     </w:p>
     <w:p>
       <w:pPr>
-        <w:widowControl w:val="0"/>
-        <w:spacing w:line="293" w:lineRule="exact"/>
+        <w:pStyle w:val="Normal"/>
+        <w:widowControl w:val="false"/>
+        <w:spacing w:lineRule="exact" w:line="293"/>
         <w:ind w:right="-20"/>
         <w:rPr>
           <w:color w:val="000000"/>
         </w:rPr>
       </w:pPr>
-    </w:p>
-    <w:p>
-      <w:pPr>
-        <w:widowControl w:val="0"/>
-        <w:spacing w:line="293" w:lineRule="exact"/>
+      <w:r>
+        <w:rPr>
+          <w:color w:val="000000"/>
+        </w:rPr>
+      </w:r>
+    </w:p>
+    <w:p>
+      <w:pPr>
+        <w:pStyle w:val="Normal"/>
+        <w:widowControl w:val="false"/>
+        <w:spacing w:lineRule="exact" w:line="293"/>
         <w:ind w:right="-20"/>
         <w:rPr>
           <w:color w:val="000000"/>
@@ -1195,49 +1261,40 @@
           <w:color w:val="000000"/>
         </w:rPr>
         <w:t>Estimated expense:</w:t>
-      </w:r>
-      <w:r>
-        <w:rPr>
-          <w:color w:val="000000"/>
-        </w:rPr>
         <w:tab/>
-        <w:t>0 T</w:t>
-      </w:r>
-      <w:r>
-        <w:rPr>
-          <w:color w:val="000000"/>
-        </w:rPr>
-        <w:t>L</w:t>
-      </w:r>
-    </w:p>
-    <w:p>
-      <w:pPr>
-        <w:widowControl w:val="0"/>
-        <w:spacing w:before="29"/>
+        <w:t>0 TL</w:t>
+      </w:r>
+    </w:p>
+    <w:p>
+      <w:pPr>
+        <w:pStyle w:val="Normal"/>
+        <w:widowControl w:val="false"/>
+        <w:spacing w:before="29" w:after="0"/>
         <w:ind w:right="1259"/>
         <w:jc w:val="right"/>
-      </w:pPr>
-      <w:r>
+        <w:rPr/>
+      </w:pPr>
+      <w:r>
+        <w:rPr/>
         <w:t>1</w:t>
       </w:r>
     </w:p>
     <w:sectPr>
+      <w:type w:val="nextPage"/>
       <w:pgSz w:w="11906" w:h="16838"/>
-      <w:pgMar w:top="480" w:right="1640" w:bottom="280" w:left="1560" w:header="0" w:footer="0" w:gutter="0"/>
-      <w:cols w:space="720"/>
-      <w:formProt w:val="0"/>
-      <w:docGrid w:linePitch="100"/>
+      <w:pgMar w:left="1560" w:right="1640" w:gutter="0" w:header="0" w:top="480" w:footer="0" w:bottom="280"/>
+      <w:pgNumType w:fmt="decimal"/>
+      <w:formProt w:val="false"/>
+      <w:textDirection w:val="lrTb"/>
+      <w:docGrid w:type="default" w:linePitch="100" w:charSpace="0"/>
     </w:sectPr>
   </w:body>
 </w:document>
 </file>
 
 <file path=word/numbering.xml><?xml version="1.0" encoding="utf-8"?>
-<w:numbering xmlns:wpc="http://schemas.microsoft.com/office/word/2010/wordprocessingCanvas" xmlns:cx="http://schemas.microsoft.com/office/drawing/2014/chartex" xmlns:cx1="http://schemas.microsoft.com/office/drawing/2015/9/8/chartex" xmlns:cx2="http://schemas.microsoft.com/office/drawing/2015/10/21/chartex" xmlns:cx3="http://schemas.microsoft.com/office/drawing/2016/5/9/chartex" xmlns:cx4="http://schemas.microsoft.com/office/drawing/2016/5/10/chartex" xmlns:cx5="http://schemas.microsoft.com/office/drawing/2016/5/11/chartex" xmlns:cx6="http://schemas.microsoft.com/office/drawing/2016/5/12/chartex" xmlns:cx7="http://schemas.microsoft.com/office/drawing/2016/5/13/chartex" xmlns:cx8="http://schemas.microsoft.com/office/drawing/2016/5/14/chartex" xmlns:mc="http://schemas.openxmlformats.org/markup-compatibility/2006" xmlns:aink="http://schemas.microsoft.com/office/drawing/2016/ink" xmlns:am3d="http://schemas.microsoft.com/office/drawing/2017/model3d" xmlns:o="urn:schemas-microsoft-com:office:office" xmlns:oel="http://schemas.microsoft.com/office/2019/extlst" xmlns:r="http://schemas.openxmlformats.org/officeDocument/2006/relationships" xmlns:m="http://schemas.openxmlformats.org/officeDocument/2006/math" xmlns:v="urn:schemas-microsoft-com:vml" xmlns:wp14="http://schemas.microsoft.com/office/word/2010/wordprocessingDrawing" xmlns:wp="http://schemas.openxmlformats.org/drawingml/2006/wordprocessingDrawing" xmlns:w10="urn:schemas-microsoft-com:office:word" xmlns:w="http://schemas.openxmlformats.org/wordprocessingml/2006/main" xmlns:w14="http://schemas.microsoft.com/office/word/2010/wordml" xmlns:w15="http://schemas.microsoft.com/office/word/2012/wordml" xmlns:w16cex="http://schemas.microsoft.com/office/word/2018/wordml/cex" xmlns:w16cid="http://schemas.microsoft.com/office/word/2016/wordml/cid" xmlns:w16="http://schemas.microsoft.com/office/word/2018/wordml" xmlns:w16sdtdh="http://schemas.microsoft.com/office/word/2020/wordml/sdtdatahash" xmlns:w16se="http://schemas.microsoft.com/office/word/2015/wordml/symex" xmlns:wpg="http://schemas.microsoft.com/office/word/2010/wordprocessingGroup" xmlns:wpi="http://schemas.microsoft.com/office/word/2010/wordprocessingInk" xmlns:wne="http://schemas.microsoft.com/office/word/2006/wordml" xmlns:wps="http://schemas.microsoft.com/office/word/2010/wordprocessingShape" mc:Ignorable="w14 w15 w16se w16cid w16 w16cex w16sdtdh wp14">
-  <w:abstractNum w:abstractNumId="0" w15:restartNumberingAfterBreak="0">
-    <w:nsid w:val="08BB249D"/>
-    <w:multiLevelType w:val="multilevel"/>
-    <w:tmpl w:val="CA78EC0A"/>
+<w:numbering xmlns:w="http://schemas.openxmlformats.org/wordprocessingml/2006/main" xmlns:o="urn:schemas-microsoft-com:office:office" xmlns:r="http://schemas.openxmlformats.org/officeDocument/2006/relationships" xmlns:v="urn:schemas-microsoft-com:vml" xmlns:mc="http://schemas.openxmlformats.org/markup-compatibility/2006" xmlns:w14="http://schemas.microsoft.com/office/word/2010/wordml" mc:Ignorable="w14">
+  <w:abstractNum w:abstractNumId="1">
     <w:lvl w:ilvl="0">
       <w:start w:val="1"/>
       <w:numFmt w:val="bullet"/>
@@ -1245,13 +1302,12 @@
       <w:lvlJc w:val="left"/>
       <w:pPr>
         <w:tabs>
-          <w:tab w:val="num" w:pos="720"/>
+          <w:tab w:val="num" w:pos="0"/>
         </w:tabs>
         <w:ind w:left="720" w:hanging="360"/>
       </w:pPr>
       <w:rPr>
         <w:rFonts w:ascii="Symbol" w:hAnsi="Symbol" w:cs="Symbol" w:hint="default"/>
-        <w:color w:val="auto"/>
       </w:rPr>
     </w:lvl>
     <w:lvl w:ilvl="1">
@@ -1261,9 +1317,9 @@
       <w:lvlJc w:val="left"/>
       <w:pPr>
         <w:tabs>
-          <w:tab w:val="num" w:pos="1800"/>
-        </w:tabs>
-        <w:ind w:left="1800" w:hanging="360"/>
+          <w:tab w:val="num" w:pos="0"/>
+        </w:tabs>
+        <w:ind w:left="1440" w:hanging="360"/>
       </w:pPr>
       <w:rPr>
         <w:rFonts w:ascii="Courier New" w:hAnsi="Courier New" w:cs="Courier New" w:hint="default"/>
@@ -1276,9 +1332,9 @@
       <w:lvlJc w:val="left"/>
       <w:pPr>
         <w:tabs>
-          <w:tab w:val="num" w:pos="2520"/>
-        </w:tabs>
-        <w:ind w:left="2520" w:hanging="360"/>
+          <w:tab w:val="num" w:pos="0"/>
+        </w:tabs>
+        <w:ind w:left="2160" w:hanging="360"/>
       </w:pPr>
       <w:rPr>
         <w:rFonts w:ascii="Wingdings" w:hAnsi="Wingdings" w:cs="Wingdings" w:hint="default"/>
@@ -1291,9 +1347,9 @@
       <w:lvlJc w:val="left"/>
       <w:pPr>
         <w:tabs>
-          <w:tab w:val="num" w:pos="3240"/>
-        </w:tabs>
-        <w:ind w:left="3240" w:hanging="360"/>
+          <w:tab w:val="num" w:pos="0"/>
+        </w:tabs>
+        <w:ind w:left="2880" w:hanging="360"/>
       </w:pPr>
       <w:rPr>
         <w:rFonts w:ascii="Symbol" w:hAnsi="Symbol" w:cs="Symbol" w:hint="default"/>
@@ -1306,9 +1362,9 @@
       <w:lvlJc w:val="left"/>
       <w:pPr>
         <w:tabs>
-          <w:tab w:val="num" w:pos="3960"/>
-        </w:tabs>
-        <w:ind w:left="3960" w:hanging="360"/>
+          <w:tab w:val="num" w:pos="0"/>
+        </w:tabs>
+        <w:ind w:left="3600" w:hanging="360"/>
       </w:pPr>
       <w:rPr>
         <w:rFonts w:ascii="Courier New" w:hAnsi="Courier New" w:cs="Courier New" w:hint="default"/>
@@ -1321,9 +1377,9 @@
       <w:lvlJc w:val="left"/>
       <w:pPr>
         <w:tabs>
-          <w:tab w:val="num" w:pos="4680"/>
-        </w:tabs>
-        <w:ind w:left="4680" w:hanging="360"/>
+          <w:tab w:val="num" w:pos="0"/>
+        </w:tabs>
+        <w:ind w:left="4320" w:hanging="360"/>
       </w:pPr>
       <w:rPr>
         <w:rFonts w:ascii="Wingdings" w:hAnsi="Wingdings" w:cs="Wingdings" w:hint="default"/>
@@ -1336,9 +1392,9 @@
       <w:lvlJc w:val="left"/>
       <w:pPr>
         <w:tabs>
-          <w:tab w:val="num" w:pos="5400"/>
-        </w:tabs>
-        <w:ind w:left="5400" w:hanging="360"/>
+          <w:tab w:val="num" w:pos="0"/>
+        </w:tabs>
+        <w:ind w:left="5040" w:hanging="360"/>
       </w:pPr>
       <w:rPr>
         <w:rFonts w:ascii="Symbol" w:hAnsi="Symbol" w:cs="Symbol" w:hint="default"/>
@@ -1351,9 +1407,9 @@
       <w:lvlJc w:val="left"/>
       <w:pPr>
         <w:tabs>
-          <w:tab w:val="num" w:pos="6120"/>
-        </w:tabs>
-        <w:ind w:left="6120" w:hanging="360"/>
+          <w:tab w:val="num" w:pos="0"/>
+        </w:tabs>
+        <w:ind w:left="5760" w:hanging="360"/>
       </w:pPr>
       <w:rPr>
         <w:rFonts w:ascii="Courier New" w:hAnsi="Courier New" w:cs="Courier New" w:hint="default"/>
@@ -1366,19 +1422,16 @@
       <w:lvlJc w:val="left"/>
       <w:pPr>
         <w:tabs>
-          <w:tab w:val="num" w:pos="6840"/>
-        </w:tabs>
-        <w:ind w:left="6840" w:hanging="360"/>
+          <w:tab w:val="num" w:pos="0"/>
+        </w:tabs>
+        <w:ind w:left="6480" w:hanging="360"/>
       </w:pPr>
       <w:rPr>
         <w:rFonts w:ascii="Wingdings" w:hAnsi="Wingdings" w:cs="Wingdings" w:hint="default"/>
       </w:rPr>
     </w:lvl>
   </w:abstractNum>
-  <w:abstractNum w:abstractNumId="1" w15:restartNumberingAfterBreak="0">
-    <w:nsid w:val="20760457"/>
-    <w:multiLevelType w:val="multilevel"/>
-    <w:tmpl w:val="630078E0"/>
+  <w:abstractNum w:abstractNumId="2">
     <w:lvl w:ilvl="0">
       <w:start w:val="1"/>
       <w:numFmt w:val="bullet"/>
@@ -1515,602 +1568,144 @@
       </w:rPr>
     </w:lvl>
   </w:abstractNum>
-  <w:abstractNum w:abstractNumId="2" w15:restartNumberingAfterBreak="0">
-    <w:nsid w:val="2DD33A0E"/>
-    <w:multiLevelType w:val="multilevel"/>
-    <w:tmpl w:val="AFCA48F2"/>
+  <w:abstractNum w:abstractNumId="3">
     <w:lvl w:ilvl="0">
       <w:start w:val="1"/>
-      <w:numFmt w:val="decimal"/>
-      <w:lvlText w:val="%1."/>
-      <w:lvlJc w:val="left"/>
-      <w:pPr>
-        <w:tabs>
-          <w:tab w:val="num" w:pos="705"/>
-        </w:tabs>
-        <w:ind w:left="705" w:hanging="360"/>
-      </w:pPr>
+      <w:numFmt w:val="bullet"/>
+      <w:lvlText w:val=""/>
+      <w:lvlJc w:val="left"/>
+      <w:pPr>
+        <w:tabs>
+          <w:tab w:val="num" w:pos="0"/>
+        </w:tabs>
+        <w:ind w:left="720" w:hanging="360"/>
+      </w:pPr>
+      <w:rPr>
+        <w:rFonts w:ascii="Symbol" w:hAnsi="Symbol" w:cs="Symbol" w:hint="default"/>
+      </w:rPr>
     </w:lvl>
     <w:lvl w:ilvl="1">
       <w:start w:val="1"/>
-      <w:numFmt w:val="decimal"/>
-      <w:lvlText w:val="%2."/>
-      <w:lvlJc w:val="left"/>
-      <w:pPr>
-        <w:tabs>
-          <w:tab w:val="num" w:pos="1065"/>
-        </w:tabs>
-        <w:ind w:left="1065" w:hanging="360"/>
-      </w:pPr>
+      <w:numFmt w:val="bullet"/>
+      <w:lvlText w:val="o"/>
+      <w:lvlJc w:val="left"/>
+      <w:pPr>
+        <w:tabs>
+          <w:tab w:val="num" w:pos="0"/>
+        </w:tabs>
+        <w:ind w:left="1440" w:hanging="360"/>
+      </w:pPr>
+      <w:rPr>
+        <w:rFonts w:ascii="Courier New" w:hAnsi="Courier New" w:cs="Courier New" w:hint="default"/>
+      </w:rPr>
     </w:lvl>
     <w:lvl w:ilvl="2">
       <w:start w:val="1"/>
-      <w:numFmt w:val="decimal"/>
-      <w:lvlText w:val="%3."/>
-      <w:lvlJc w:val="left"/>
-      <w:pPr>
-        <w:tabs>
-          <w:tab w:val="num" w:pos="1425"/>
-        </w:tabs>
-        <w:ind w:left="1425" w:hanging="360"/>
-      </w:pPr>
+      <w:numFmt w:val="bullet"/>
+      <w:lvlText w:val=""/>
+      <w:lvlJc w:val="left"/>
+      <w:pPr>
+        <w:tabs>
+          <w:tab w:val="num" w:pos="0"/>
+        </w:tabs>
+        <w:ind w:left="2160" w:hanging="360"/>
+      </w:pPr>
+      <w:rPr>
+        <w:rFonts w:ascii="Wingdings" w:hAnsi="Wingdings" w:cs="Wingdings" w:hint="default"/>
+      </w:rPr>
     </w:lvl>
     <w:lvl w:ilvl="3">
       <w:start w:val="1"/>
-      <w:numFmt w:val="decimal"/>
-      <w:lvlText w:val="%4."/>
-      <w:lvlJc w:val="left"/>
-      <w:pPr>
-        <w:tabs>
-          <w:tab w:val="num" w:pos="1785"/>
-        </w:tabs>
-        <w:ind w:left="1785" w:hanging="360"/>
-      </w:pPr>
+      <w:numFmt w:val="bullet"/>
+      <w:lvlText w:val=""/>
+      <w:lvlJc w:val="left"/>
+      <w:pPr>
+        <w:tabs>
+          <w:tab w:val="num" w:pos="0"/>
+        </w:tabs>
+        <w:ind w:left="2880" w:hanging="360"/>
+      </w:pPr>
+      <w:rPr>
+        <w:rFonts w:ascii="Symbol" w:hAnsi="Symbol" w:cs="Symbol" w:hint="default"/>
+      </w:rPr>
     </w:lvl>
     <w:lvl w:ilvl="4">
       <w:start w:val="1"/>
-      <w:numFmt w:val="decimal"/>
-      <w:lvlText w:val="%5."/>
-      <w:lvlJc w:val="left"/>
-      <w:pPr>
-        <w:tabs>
-          <w:tab w:val="num" w:pos="2145"/>
-        </w:tabs>
-        <w:ind w:left="2145" w:hanging="360"/>
-      </w:pPr>
+      <w:numFmt w:val="bullet"/>
+      <w:lvlText w:val="o"/>
+      <w:lvlJc w:val="left"/>
+      <w:pPr>
+        <w:tabs>
+          <w:tab w:val="num" w:pos="0"/>
+        </w:tabs>
+        <w:ind w:left="3600" w:hanging="360"/>
+      </w:pPr>
+      <w:rPr>
+        <w:rFonts w:ascii="Courier New" w:hAnsi="Courier New" w:cs="Courier New" w:hint="default"/>
+      </w:rPr>
     </w:lvl>
     <w:lvl w:ilvl="5">
       <w:start w:val="1"/>
-      <w:numFmt w:val="decimal"/>
-      <w:lvlText w:val="%6."/>
-      <w:lvlJc w:val="left"/>
-      <w:pPr>
-        <w:tabs>
-          <w:tab w:val="num" w:pos="2505"/>
-        </w:tabs>
-        <w:ind w:left="2505" w:hanging="360"/>
-      </w:pPr>
+      <w:numFmt w:val="bullet"/>
+      <w:lvlText w:val=""/>
+      <w:lvlJc w:val="left"/>
+      <w:pPr>
+        <w:tabs>
+          <w:tab w:val="num" w:pos="0"/>
+        </w:tabs>
+        <w:ind w:left="4320" w:hanging="360"/>
+      </w:pPr>
+      <w:rPr>
+        <w:rFonts w:ascii="Wingdings" w:hAnsi="Wingdings" w:cs="Wingdings" w:hint="default"/>
+      </w:rPr>
     </w:lvl>
     <w:lvl w:ilvl="6">
       <w:start w:val="1"/>
-      <w:numFmt w:val="decimal"/>
-      <w:lvlText w:val="%7."/>
-      <w:lvlJc w:val="left"/>
-      <w:pPr>
-        <w:tabs>
-          <w:tab w:val="num" w:pos="2865"/>
-        </w:tabs>
-        <w:ind w:left="2865" w:hanging="360"/>
-      </w:pPr>
+      <w:numFmt w:val="bullet"/>
+      <w:lvlText w:val=""/>
+      <w:lvlJc w:val="left"/>
+      <w:pPr>
+        <w:tabs>
+          <w:tab w:val="num" w:pos="0"/>
+        </w:tabs>
+        <w:ind w:left="5040" w:hanging="360"/>
+      </w:pPr>
+      <w:rPr>
+        <w:rFonts w:ascii="Symbol" w:hAnsi="Symbol" w:cs="Symbol" w:hint="default"/>
+      </w:rPr>
     </w:lvl>
     <w:lvl w:ilvl="7">
       <w:start w:val="1"/>
-      <w:numFmt w:val="decimal"/>
-      <w:lvlText w:val="%8."/>
-      <w:lvlJc w:val="left"/>
-      <w:pPr>
-        <w:tabs>
-          <w:tab w:val="num" w:pos="3225"/>
-        </w:tabs>
-        <w:ind w:left="3225" w:hanging="360"/>
-      </w:pPr>
+      <w:numFmt w:val="bullet"/>
+      <w:lvlText w:val="o"/>
+      <w:lvlJc w:val="left"/>
+      <w:pPr>
+        <w:tabs>
+          <w:tab w:val="num" w:pos="0"/>
+        </w:tabs>
+        <w:ind w:left="5760" w:hanging="360"/>
+      </w:pPr>
+      <w:rPr>
+        <w:rFonts w:ascii="Courier New" w:hAnsi="Courier New" w:cs="Courier New" w:hint="default"/>
+      </w:rPr>
     </w:lvl>
     <w:lvl w:ilvl="8">
       <w:start w:val="1"/>
-      <w:numFmt w:val="decimal"/>
-      <w:lvlText w:val="%9."/>
-      <w:lvlJc w:val="left"/>
-      <w:pPr>
-        <w:tabs>
-          <w:tab w:val="num" w:pos="3585"/>
-        </w:tabs>
-        <w:ind w:left="3585" w:hanging="360"/>
-      </w:pPr>
+      <w:numFmt w:val="bullet"/>
+      <w:lvlText w:val=""/>
+      <w:lvlJc w:val="left"/>
+      <w:pPr>
+        <w:tabs>
+          <w:tab w:val="num" w:pos="0"/>
+        </w:tabs>
+        <w:ind w:left="6480" w:hanging="360"/>
+      </w:pPr>
+      <w:rPr>
+        <w:rFonts w:ascii="Wingdings" w:hAnsi="Wingdings" w:cs="Wingdings" w:hint="default"/>
+      </w:rPr>
     </w:lvl>
   </w:abstractNum>
-  <w:abstractNum w:abstractNumId="3" w15:restartNumberingAfterBreak="0">
-    <w:nsid w:val="37DE7315"/>
-    <w:multiLevelType w:val="hybridMultilevel"/>
-    <w:tmpl w:val="7A08EED2"/>
-    <w:lvl w:ilvl="0" w:tplc="04090001">
-      <w:start w:val="1"/>
-      <w:numFmt w:val="bullet"/>
-      <w:lvlText w:val=""/>
-      <w:lvlJc w:val="left"/>
-      <w:pPr>
-        <w:ind w:left="720" w:hanging="360"/>
-      </w:pPr>
-      <w:rPr>
-        <w:rFonts w:ascii="Symbol" w:hAnsi="Symbol" w:hint="default"/>
-      </w:rPr>
-    </w:lvl>
-    <w:lvl w:ilvl="1" w:tplc="04090003" w:tentative="1">
-      <w:start w:val="1"/>
-      <w:numFmt w:val="bullet"/>
-      <w:lvlText w:val="o"/>
-      <w:lvlJc w:val="left"/>
-      <w:pPr>
-        <w:ind w:left="1440" w:hanging="360"/>
-      </w:pPr>
-      <w:rPr>
-        <w:rFonts w:ascii="Courier New" w:hAnsi="Courier New" w:hint="default"/>
-      </w:rPr>
-    </w:lvl>
-    <w:lvl w:ilvl="2" w:tplc="04090005" w:tentative="1">
-      <w:start w:val="1"/>
-      <w:numFmt w:val="bullet"/>
-      <w:lvlText w:val=""/>
-      <w:lvlJc w:val="left"/>
-      <w:pPr>
-        <w:ind w:left="2160" w:hanging="360"/>
-      </w:pPr>
-      <w:rPr>
-        <w:rFonts w:ascii="Wingdings" w:hAnsi="Wingdings" w:hint="default"/>
-      </w:rPr>
-    </w:lvl>
-    <w:lvl w:ilvl="3" w:tplc="04090001" w:tentative="1">
-      <w:start w:val="1"/>
-      <w:numFmt w:val="bullet"/>
-      <w:lvlText w:val=""/>
-      <w:lvlJc w:val="left"/>
-      <w:pPr>
-        <w:ind w:left="2880" w:hanging="360"/>
-      </w:pPr>
-      <w:rPr>
-        <w:rFonts w:ascii="Symbol" w:hAnsi="Symbol" w:hint="default"/>
-      </w:rPr>
-    </w:lvl>
-    <w:lvl w:ilvl="4" w:tplc="04090003" w:tentative="1">
-      <w:start w:val="1"/>
-      <w:numFmt w:val="bullet"/>
-      <w:lvlText w:val="o"/>
-      <w:lvlJc w:val="left"/>
-      <w:pPr>
-        <w:ind w:left="3600" w:hanging="360"/>
-      </w:pPr>
-      <w:rPr>
-        <w:rFonts w:ascii="Courier New" w:hAnsi="Courier New" w:hint="default"/>
-      </w:rPr>
-    </w:lvl>
-    <w:lvl w:ilvl="5" w:tplc="04090005" w:tentative="1">
-      <w:start w:val="1"/>
-      <w:numFmt w:val="bullet"/>
-      <w:lvlText w:val=""/>
-      <w:lvlJc w:val="left"/>
-      <w:pPr>
-        <w:ind w:left="4320" w:hanging="360"/>
-      </w:pPr>
-      <w:rPr>
-        <w:rFonts w:ascii="Wingdings" w:hAnsi="Wingdings" w:hint="default"/>
-      </w:rPr>
-    </w:lvl>
-    <w:lvl w:ilvl="6" w:tplc="04090001" w:tentative="1">
-      <w:start w:val="1"/>
-      <w:numFmt w:val="bullet"/>
-      <w:lvlText w:val=""/>
-      <w:lvlJc w:val="left"/>
-      <w:pPr>
-        <w:ind w:left="5040" w:hanging="360"/>
-      </w:pPr>
-      <w:rPr>
-        <w:rFonts w:ascii="Symbol" w:hAnsi="Symbol" w:hint="default"/>
-      </w:rPr>
-    </w:lvl>
-    <w:lvl w:ilvl="7" w:tplc="04090003" w:tentative="1">
-      <w:start w:val="1"/>
-      <w:numFmt w:val="bullet"/>
-      <w:lvlText w:val="o"/>
-      <w:lvlJc w:val="left"/>
-      <w:pPr>
-        <w:ind w:left="5760" w:hanging="360"/>
-      </w:pPr>
-      <w:rPr>
-        <w:rFonts w:ascii="Courier New" w:hAnsi="Courier New" w:hint="default"/>
-      </w:rPr>
-    </w:lvl>
-    <w:lvl w:ilvl="8" w:tplc="04090005" w:tentative="1">
-      <w:start w:val="1"/>
-      <w:numFmt w:val="bullet"/>
-      <w:lvlText w:val=""/>
-      <w:lvlJc w:val="left"/>
-      <w:pPr>
-        <w:ind w:left="6480" w:hanging="360"/>
-      </w:pPr>
-      <w:rPr>
-        <w:rFonts w:ascii="Wingdings" w:hAnsi="Wingdings" w:hint="default"/>
-      </w:rPr>
-    </w:lvl>
-  </w:abstractNum>
-  <w:abstractNum w:abstractNumId="4" w15:restartNumberingAfterBreak="0">
-    <w:nsid w:val="50285A0F"/>
-    <w:multiLevelType w:val="multilevel"/>
-    <w:tmpl w:val="74323EA4"/>
-    <w:lvl w:ilvl="0">
-      <w:start w:val="1"/>
-      <w:numFmt w:val="bullet"/>
-      <w:lvlText w:val=""/>
-      <w:lvlJc w:val="left"/>
-      <w:pPr>
-        <w:tabs>
-          <w:tab w:val="num" w:pos="720"/>
-        </w:tabs>
-        <w:ind w:left="720" w:hanging="360"/>
-      </w:pPr>
-      <w:rPr>
-        <w:rFonts w:ascii="Symbol" w:hAnsi="Symbol" w:cs="Symbol" w:hint="default"/>
-      </w:rPr>
-    </w:lvl>
-    <w:lvl w:ilvl="1">
-      <w:start w:val="1"/>
-      <w:numFmt w:val="bullet"/>
-      <w:lvlText w:val="◦"/>
-      <w:lvlJc w:val="left"/>
-      <w:pPr>
-        <w:tabs>
-          <w:tab w:val="num" w:pos="1080"/>
-        </w:tabs>
-        <w:ind w:left="1080" w:hanging="360"/>
-      </w:pPr>
-      <w:rPr>
-        <w:rFonts w:ascii="OpenSymbol" w:hAnsi="OpenSymbol" w:cs="OpenSymbol" w:hint="default"/>
-      </w:rPr>
-    </w:lvl>
-    <w:lvl w:ilvl="2">
-      <w:start w:val="1"/>
-      <w:numFmt w:val="bullet"/>
-      <w:lvlText w:val="▪"/>
-      <w:lvlJc w:val="left"/>
-      <w:pPr>
-        <w:tabs>
-          <w:tab w:val="num" w:pos="1440"/>
-        </w:tabs>
-        <w:ind w:left="1440" w:hanging="360"/>
-      </w:pPr>
-      <w:rPr>
-        <w:rFonts w:ascii="OpenSymbol" w:hAnsi="OpenSymbol" w:cs="OpenSymbol" w:hint="default"/>
-      </w:rPr>
-    </w:lvl>
-    <w:lvl w:ilvl="3">
-      <w:start w:val="1"/>
-      <w:numFmt w:val="bullet"/>
-      <w:lvlText w:val=""/>
-      <w:lvlJc w:val="left"/>
-      <w:pPr>
-        <w:tabs>
-          <w:tab w:val="num" w:pos="1800"/>
-        </w:tabs>
-        <w:ind w:left="1800" w:hanging="360"/>
-      </w:pPr>
-      <w:rPr>
-        <w:rFonts w:ascii="Symbol" w:hAnsi="Symbol" w:cs="Symbol" w:hint="default"/>
-      </w:rPr>
-    </w:lvl>
-    <w:lvl w:ilvl="4">
-      <w:start w:val="1"/>
-      <w:numFmt w:val="bullet"/>
-      <w:lvlText w:val="◦"/>
-      <w:lvlJc w:val="left"/>
-      <w:pPr>
-        <w:tabs>
-          <w:tab w:val="num" w:pos="2160"/>
-        </w:tabs>
-        <w:ind w:left="2160" w:hanging="360"/>
-      </w:pPr>
-      <w:rPr>
-        <w:rFonts w:ascii="OpenSymbol" w:hAnsi="OpenSymbol" w:cs="OpenSymbol" w:hint="default"/>
-      </w:rPr>
-    </w:lvl>
-    <w:lvl w:ilvl="5">
-      <w:start w:val="1"/>
-      <w:numFmt w:val="bullet"/>
-      <w:lvlText w:val="▪"/>
-      <w:lvlJc w:val="left"/>
-      <w:pPr>
-        <w:tabs>
-          <w:tab w:val="num" w:pos="2520"/>
-        </w:tabs>
-        <w:ind w:left="2520" w:hanging="360"/>
-      </w:pPr>
-      <w:rPr>
-        <w:rFonts w:ascii="OpenSymbol" w:hAnsi="OpenSymbol" w:cs="OpenSymbol" w:hint="default"/>
-      </w:rPr>
-    </w:lvl>
-    <w:lvl w:ilvl="6">
-      <w:start w:val="1"/>
-      <w:numFmt w:val="bullet"/>
-      <w:lvlText w:val=""/>
-      <w:lvlJc w:val="left"/>
-      <w:pPr>
-        <w:tabs>
-          <w:tab w:val="num" w:pos="2880"/>
-        </w:tabs>
-        <w:ind w:left="2880" w:hanging="360"/>
-      </w:pPr>
-      <w:rPr>
-        <w:rFonts w:ascii="Symbol" w:hAnsi="Symbol" w:cs="Symbol" w:hint="default"/>
-      </w:rPr>
-    </w:lvl>
-    <w:lvl w:ilvl="7">
-      <w:start w:val="1"/>
-      <w:numFmt w:val="bullet"/>
-      <w:lvlText w:val="◦"/>
-      <w:lvlJc w:val="left"/>
-      <w:pPr>
-        <w:tabs>
-          <w:tab w:val="num" w:pos="3240"/>
-        </w:tabs>
-        <w:ind w:left="3240" w:hanging="360"/>
-      </w:pPr>
-      <w:rPr>
-        <w:rFonts w:ascii="OpenSymbol" w:hAnsi="OpenSymbol" w:cs="OpenSymbol" w:hint="default"/>
-      </w:rPr>
-    </w:lvl>
-    <w:lvl w:ilvl="8">
-      <w:start w:val="1"/>
-      <w:numFmt w:val="bullet"/>
-      <w:lvlText w:val="▪"/>
-      <w:lvlJc w:val="left"/>
-      <w:pPr>
-        <w:tabs>
-          <w:tab w:val="num" w:pos="3600"/>
-        </w:tabs>
-        <w:ind w:left="3600" w:hanging="360"/>
-      </w:pPr>
-      <w:rPr>
-        <w:rFonts w:ascii="OpenSymbol" w:hAnsi="OpenSymbol" w:cs="OpenSymbol" w:hint="default"/>
-      </w:rPr>
-    </w:lvl>
-  </w:abstractNum>
-  <w:abstractNum w:abstractNumId="5" w15:restartNumberingAfterBreak="0">
-    <w:nsid w:val="5CB26006"/>
-    <w:multiLevelType w:val="hybridMultilevel"/>
-    <w:tmpl w:val="0A6E7CA4"/>
-    <w:lvl w:ilvl="0" w:tplc="04090001">
-      <w:start w:val="1"/>
-      <w:numFmt w:val="bullet"/>
-      <w:lvlText w:val=""/>
-      <w:lvlJc w:val="left"/>
-      <w:pPr>
-        <w:ind w:left="720" w:hanging="360"/>
-      </w:pPr>
-      <w:rPr>
-        <w:rFonts w:ascii="Symbol" w:hAnsi="Symbol" w:hint="default"/>
-      </w:rPr>
-    </w:lvl>
-    <w:lvl w:ilvl="1" w:tplc="04090003" w:tentative="1">
-      <w:start w:val="1"/>
-      <w:numFmt w:val="bullet"/>
-      <w:lvlText w:val="o"/>
-      <w:lvlJc w:val="left"/>
-      <w:pPr>
-        <w:ind w:left="1440" w:hanging="360"/>
-      </w:pPr>
-      <w:rPr>
-        <w:rFonts w:ascii="Courier New" w:hAnsi="Courier New" w:hint="default"/>
-      </w:rPr>
-    </w:lvl>
-    <w:lvl w:ilvl="2" w:tplc="04090005" w:tentative="1">
-      <w:start w:val="1"/>
-      <w:numFmt w:val="bullet"/>
-      <w:lvlText w:val=""/>
-      <w:lvlJc w:val="left"/>
-      <w:pPr>
-        <w:ind w:left="2160" w:hanging="360"/>
-      </w:pPr>
-      <w:rPr>
-        <w:rFonts w:ascii="Wingdings" w:hAnsi="Wingdings" w:hint="default"/>
-      </w:rPr>
-    </w:lvl>
-    <w:lvl w:ilvl="3" w:tplc="04090001" w:tentative="1">
-      <w:start w:val="1"/>
-      <w:numFmt w:val="bullet"/>
-      <w:lvlText w:val=""/>
-      <w:lvlJc w:val="left"/>
-      <w:pPr>
-        <w:ind w:left="2880" w:hanging="360"/>
-      </w:pPr>
-      <w:rPr>
-        <w:rFonts w:ascii="Symbol" w:hAnsi="Symbol" w:hint="default"/>
-      </w:rPr>
-    </w:lvl>
-    <w:lvl w:ilvl="4" w:tplc="04090003" w:tentative="1">
-      <w:start w:val="1"/>
-      <w:numFmt w:val="bullet"/>
-      <w:lvlText w:val="o"/>
-      <w:lvlJc w:val="left"/>
-      <w:pPr>
-        <w:ind w:left="3600" w:hanging="360"/>
-      </w:pPr>
-      <w:rPr>
-        <w:rFonts w:ascii="Courier New" w:hAnsi="Courier New" w:hint="default"/>
-      </w:rPr>
-    </w:lvl>
-    <w:lvl w:ilvl="5" w:tplc="04090005" w:tentative="1">
-      <w:start w:val="1"/>
-      <w:numFmt w:val="bullet"/>
-      <w:lvlText w:val=""/>
-      <w:lvlJc w:val="left"/>
-      <w:pPr>
-        <w:ind w:left="4320" w:hanging="360"/>
-      </w:pPr>
-      <w:rPr>
-        <w:rFonts w:ascii="Wingdings" w:hAnsi="Wingdings" w:hint="default"/>
-      </w:rPr>
-    </w:lvl>
-    <w:lvl w:ilvl="6" w:tplc="04090001" w:tentative="1">
-      <w:start w:val="1"/>
-      <w:numFmt w:val="bullet"/>
-      <w:lvlText w:val=""/>
-      <w:lvlJc w:val="left"/>
-      <w:pPr>
-        <w:ind w:left="5040" w:hanging="360"/>
-      </w:pPr>
-      <w:rPr>
-        <w:rFonts w:ascii="Symbol" w:hAnsi="Symbol" w:hint="default"/>
-      </w:rPr>
-    </w:lvl>
-    <w:lvl w:ilvl="7" w:tplc="04090003" w:tentative="1">
-      <w:start w:val="1"/>
-      <w:numFmt w:val="bullet"/>
-      <w:lvlText w:val="o"/>
-      <w:lvlJc w:val="left"/>
-      <w:pPr>
-        <w:ind w:left="5760" w:hanging="360"/>
-      </w:pPr>
-      <w:rPr>
-        <w:rFonts w:ascii="Courier New" w:hAnsi="Courier New" w:hint="default"/>
-      </w:rPr>
-    </w:lvl>
-    <w:lvl w:ilvl="8" w:tplc="04090005" w:tentative="1">
-      <w:start w:val="1"/>
-      <w:numFmt w:val="bullet"/>
-      <w:lvlText w:val=""/>
-      <w:lvlJc w:val="left"/>
-      <w:pPr>
-        <w:ind w:left="6480" w:hanging="360"/>
-      </w:pPr>
-      <w:rPr>
-        <w:rFonts w:ascii="Wingdings" w:hAnsi="Wingdings" w:hint="default"/>
-      </w:rPr>
-    </w:lvl>
-  </w:abstractNum>
-  <w:abstractNum w:abstractNumId="6" w15:restartNumberingAfterBreak="0">
-    <w:nsid w:val="5E441CEE"/>
-    <w:multiLevelType w:val="hybridMultilevel"/>
-    <w:tmpl w:val="3FD0690C"/>
-    <w:lvl w:ilvl="0" w:tplc="04090001">
-      <w:start w:val="1"/>
-      <w:numFmt w:val="bullet"/>
-      <w:lvlText w:val=""/>
-      <w:lvlJc w:val="left"/>
-      <w:pPr>
-        <w:ind w:left="720" w:hanging="360"/>
-      </w:pPr>
-      <w:rPr>
-        <w:rFonts w:ascii="Symbol" w:hAnsi="Symbol" w:hint="default"/>
-      </w:rPr>
-    </w:lvl>
-    <w:lvl w:ilvl="1" w:tplc="04090003" w:tentative="1">
-      <w:start w:val="1"/>
-      <w:numFmt w:val="bullet"/>
-      <w:lvlText w:val="o"/>
-      <w:lvlJc w:val="left"/>
-      <w:pPr>
-        <w:ind w:left="1440" w:hanging="360"/>
-      </w:pPr>
-      <w:rPr>
-        <w:rFonts w:ascii="Courier New" w:hAnsi="Courier New" w:hint="default"/>
-      </w:rPr>
-    </w:lvl>
-    <w:lvl w:ilvl="2" w:tplc="04090005" w:tentative="1">
-      <w:start w:val="1"/>
-      <w:numFmt w:val="bullet"/>
-      <w:lvlText w:val=""/>
-      <w:lvlJc w:val="left"/>
-      <w:pPr>
-        <w:ind w:left="2160" w:hanging="360"/>
-      </w:pPr>
-      <w:rPr>
-        <w:rFonts w:ascii="Wingdings" w:hAnsi="Wingdings" w:hint="default"/>
-      </w:rPr>
-    </w:lvl>
-    <w:lvl w:ilvl="3" w:tplc="04090001" w:tentative="1">
-      <w:start w:val="1"/>
-      <w:numFmt w:val="bullet"/>
-      <w:lvlText w:val=""/>
-      <w:lvlJc w:val="left"/>
-      <w:pPr>
-        <w:ind w:left="2880" w:hanging="360"/>
-      </w:pPr>
-      <w:rPr>
-        <w:rFonts w:ascii="Symbol" w:hAnsi="Symbol" w:hint="default"/>
-      </w:rPr>
-    </w:lvl>
-    <w:lvl w:ilvl="4" w:tplc="04090003" w:tentative="1">
-      <w:start w:val="1"/>
-      <w:numFmt w:val="bullet"/>
-      <w:lvlText w:val="o"/>
-      <w:lvlJc w:val="left"/>
-      <w:pPr>
-        <w:ind w:left="3600" w:hanging="360"/>
-      </w:pPr>
-      <w:rPr>
-        <w:rFonts w:ascii="Courier New" w:hAnsi="Courier New" w:hint="default"/>
-      </w:rPr>
-    </w:lvl>
-    <w:lvl w:ilvl="5" w:tplc="04090005" w:tentative="1">
-      <w:start w:val="1"/>
-      <w:numFmt w:val="bullet"/>
-      <w:lvlText w:val=""/>
-      <w:lvlJc w:val="left"/>
-      <w:pPr>
-        <w:ind w:left="4320" w:hanging="360"/>
-      </w:pPr>
-      <w:rPr>
-        <w:rFonts w:ascii="Wingdings" w:hAnsi="Wingdings" w:hint="default"/>
-      </w:rPr>
-    </w:lvl>
-    <w:lvl w:ilvl="6" w:tplc="04090001" w:tentative="1">
-      <w:start w:val="1"/>
-      <w:numFmt w:val="bullet"/>
-      <w:lvlText w:val=""/>
-      <w:lvlJc w:val="left"/>
-      <w:pPr>
-        <w:ind w:left="5040" w:hanging="360"/>
-      </w:pPr>
-      <w:rPr>
-        <w:rFonts w:ascii="Symbol" w:hAnsi="Symbol" w:hint="default"/>
-      </w:rPr>
-    </w:lvl>
-    <w:lvl w:ilvl="7" w:tplc="04090003" w:tentative="1">
-      <w:start w:val="1"/>
-      <w:numFmt w:val="bullet"/>
-      <w:lvlText w:val="o"/>
-      <w:lvlJc w:val="left"/>
-      <w:pPr>
-        <w:ind w:left="5760" w:hanging="360"/>
-      </w:pPr>
-      <w:rPr>
-        <w:rFonts w:ascii="Courier New" w:hAnsi="Courier New" w:hint="default"/>
-      </w:rPr>
-    </w:lvl>
-    <w:lvl w:ilvl="8" w:tplc="04090005" w:tentative="1">
-      <w:start w:val="1"/>
-      <w:numFmt w:val="bullet"/>
-      <w:lvlText w:val=""/>
-      <w:lvlJc w:val="left"/>
-      <w:pPr>
-        <w:ind w:left="6480" w:hanging="360"/>
-      </w:pPr>
-      <w:rPr>
-        <w:rFonts w:ascii="Wingdings" w:hAnsi="Wingdings" w:hint="default"/>
-      </w:rPr>
-    </w:lvl>
-  </w:abstractNum>
-  <w:abstractNum w:abstractNumId="7" w15:restartNumberingAfterBreak="0">
-    <w:nsid w:val="602F2462"/>
-    <w:multiLevelType w:val="multilevel"/>
-    <w:tmpl w:val="F9BC3C90"/>
+  <w:abstractNum w:abstractNumId="4">
     <w:lvl w:ilvl="0">
       <w:start w:val="1"/>
       <w:numFmt w:val="none"/>
@@ -2121,7 +1716,7 @@
         <w:tabs>
           <w:tab w:val="num" w:pos="0"/>
         </w:tabs>
-        <w:ind w:left="0" w:firstLine="0"/>
+        <w:ind w:left="0" w:hanging="0"/>
       </w:pPr>
     </w:lvl>
     <w:lvl w:ilvl="1">
@@ -2134,7 +1729,7 @@
         <w:tabs>
           <w:tab w:val="num" w:pos="0"/>
         </w:tabs>
-        <w:ind w:left="0" w:firstLine="0"/>
+        <w:ind w:left="0" w:hanging="0"/>
       </w:pPr>
     </w:lvl>
     <w:lvl w:ilvl="2">
@@ -2147,7 +1742,7 @@
         <w:tabs>
           <w:tab w:val="num" w:pos="0"/>
         </w:tabs>
-        <w:ind w:left="0" w:firstLine="0"/>
+        <w:ind w:left="0" w:hanging="0"/>
       </w:pPr>
     </w:lvl>
     <w:lvl w:ilvl="3">
@@ -2160,7 +1755,7 @@
         <w:tabs>
           <w:tab w:val="num" w:pos="0"/>
         </w:tabs>
-        <w:ind w:left="0" w:firstLine="0"/>
+        <w:ind w:left="0" w:hanging="0"/>
       </w:pPr>
     </w:lvl>
     <w:lvl w:ilvl="4">
@@ -2173,7 +1768,7 @@
         <w:tabs>
           <w:tab w:val="num" w:pos="0"/>
         </w:tabs>
-        <w:ind w:left="0" w:firstLine="0"/>
+        <w:ind w:left="0" w:hanging="0"/>
       </w:pPr>
     </w:lvl>
     <w:lvl w:ilvl="5">
@@ -2186,7 +1781,7 @@
         <w:tabs>
           <w:tab w:val="num" w:pos="0"/>
         </w:tabs>
-        <w:ind w:left="0" w:firstLine="0"/>
+        <w:ind w:left="0" w:hanging="0"/>
       </w:pPr>
     </w:lvl>
     <w:lvl w:ilvl="6">
@@ -2199,7 +1794,7 @@
         <w:tabs>
           <w:tab w:val="num" w:pos="0"/>
         </w:tabs>
-        <w:ind w:left="0" w:firstLine="0"/>
+        <w:ind w:left="0" w:hanging="0"/>
       </w:pPr>
     </w:lvl>
     <w:lvl w:ilvl="7">
@@ -2212,7 +1807,7 @@
         <w:tabs>
           <w:tab w:val="num" w:pos="0"/>
         </w:tabs>
-        <w:ind w:left="0" w:firstLine="0"/>
+        <w:ind w:left="0" w:hanging="0"/>
       </w:pPr>
     </w:lvl>
     <w:lvl w:ilvl="8">
@@ -2225,43 +1820,31 @@
         <w:tabs>
           <w:tab w:val="num" w:pos="0"/>
         </w:tabs>
-        <w:ind w:left="0" w:firstLine="0"/>
+        <w:ind w:left="0" w:hanging="0"/>
       </w:pPr>
     </w:lvl>
   </w:abstractNum>
-  <w:num w:numId="1" w16cid:durableId="937523361">
-    <w:abstractNumId w:val="0"/>
-  </w:num>
-  <w:num w:numId="2" w16cid:durableId="1264146859">
+  <w:num w:numId="1">
     <w:abstractNumId w:val="1"/>
   </w:num>
-  <w:num w:numId="3" w16cid:durableId="613943719">
-    <w:abstractNumId w:val="4"/>
-  </w:num>
-  <w:num w:numId="4" w16cid:durableId="127279998">
+  <w:num w:numId="2">
     <w:abstractNumId w:val="2"/>
   </w:num>
-  <w:num w:numId="5" w16cid:durableId="1907371182">
-    <w:abstractNumId w:val="7"/>
+  <w:num w:numId="3">
+    <w:abstractNumId w:val="3"/>
   </w:num>
-  <w:num w:numId="6" w16cid:durableId="1453597099">
-    <w:abstractNumId w:val="5"/>
-  </w:num>
-  <w:num w:numId="7" w16cid:durableId="336924578">
-    <w:abstractNumId w:val="6"/>
-  </w:num>
-  <w:num w:numId="8" w16cid:durableId="1899894145">
-    <w:abstractNumId w:val="3"/>
+  <w:num w:numId="4">
+    <w:abstractNumId w:val="4"/>
   </w:num>
 </w:numbering>
 </file>
 
 <file path=word/styles.xml><?xml version="1.0" encoding="utf-8"?>
-<w:styles xmlns:mc="http://schemas.openxmlformats.org/markup-compatibility/2006" xmlns:r="http://schemas.openxmlformats.org/officeDocument/2006/relationships" xmlns:w="http://schemas.openxmlformats.org/wordprocessingml/2006/main" xmlns:w14="http://schemas.microsoft.com/office/word/2010/wordml" xmlns:w15="http://schemas.microsoft.com/office/word/2012/wordml" xmlns:w16cex="http://schemas.microsoft.com/office/word/2018/wordml/cex" xmlns:w16cid="http://schemas.microsoft.com/office/word/2016/wordml/cid" xmlns:w16="http://schemas.microsoft.com/office/word/2018/wordml" xmlns:w16sdtdh="http://schemas.microsoft.com/office/word/2020/wordml/sdtdatahash" xmlns:w16se="http://schemas.microsoft.com/office/word/2015/wordml/symex" mc:Ignorable="w14 w15 w16se w16cid w16 w16cex w16sdtdh">
+<w:styles xmlns:w="http://schemas.openxmlformats.org/wordprocessingml/2006/main" xmlns:w14="http://schemas.microsoft.com/office/word/2010/wordml" xmlns:mc="http://schemas.openxmlformats.org/markup-compatibility/2006" mc:Ignorable="w14">
   <w:docDefaults>
     <w:rPrDefault>
       <w:rPr>
-        <w:rFonts w:ascii="Times New Roman" w:eastAsia="Batang" w:hAnsi="Times New Roman" w:cs="Times New Roman"/>
+        <w:rFonts w:ascii="Times New Roman" w:hAnsi="Times New Roman" w:eastAsia="Batang" w:cs="Times New Roman"/>
         <w:sz w:val="22"/>
         <w:szCs w:val="22"/>
         <w:lang w:val="en-US" w:eastAsia="ko-KR" w:bidi="ar-SA"/>
@@ -2269,21 +1852,21 @@
     </w:rPrDefault>
     <w:pPrDefault>
       <w:pPr>
-        <w:suppressAutoHyphens/>
+        <w:suppressAutoHyphens w:val="true"/>
       </w:pPr>
     </w:pPrDefault>
   </w:docDefaults>
   <w:latentStyles w:defLockedState="0" w:defUIPriority="99" w:defSemiHidden="0" w:defUnhideWhenUsed="0" w:defQFormat="0" w:count="376">
     <w:lsdException w:name="Normal" w:uiPriority="0" w:qFormat="1"/>
     <w:lsdException w:name="heading 1" w:uiPriority="9" w:qFormat="1"/>
-    <w:lsdException w:name="heading 2" w:semiHidden="1" w:uiPriority="9" w:unhideWhenUsed="1" w:qFormat="1"/>
-    <w:lsdException w:name="heading 3" w:semiHidden="1" w:uiPriority="9" w:unhideWhenUsed="1" w:qFormat="1"/>
-    <w:lsdException w:name="heading 4" w:semiHidden="1" w:uiPriority="9" w:unhideWhenUsed="1" w:qFormat="1"/>
-    <w:lsdException w:name="heading 5" w:semiHidden="1" w:uiPriority="9" w:unhideWhenUsed="1" w:qFormat="1"/>
-    <w:lsdException w:name="heading 6" w:semiHidden="1" w:uiPriority="9" w:unhideWhenUsed="1" w:qFormat="1"/>
-    <w:lsdException w:name="heading 7" w:semiHidden="1" w:uiPriority="9" w:unhideWhenUsed="1" w:qFormat="1"/>
-    <w:lsdException w:name="heading 8" w:semiHidden="1" w:uiPriority="9" w:unhideWhenUsed="1" w:qFormat="1"/>
-    <w:lsdException w:name="heading 9" w:semiHidden="1" w:uiPriority="9" w:unhideWhenUsed="1" w:qFormat="1"/>
+    <w:lsdException w:name="heading 2" w:uiPriority="9" w:semiHidden="1" w:unhideWhenUsed="1" w:qFormat="1"/>
+    <w:lsdException w:name="heading 3" w:uiPriority="9" w:semiHidden="1" w:unhideWhenUsed="1" w:qFormat="1"/>
+    <w:lsdException w:name="heading 4" w:uiPriority="9" w:semiHidden="1" w:unhideWhenUsed="1" w:qFormat="1"/>
+    <w:lsdException w:name="heading 5" w:uiPriority="9" w:semiHidden="1" w:unhideWhenUsed="1" w:qFormat="1"/>
+    <w:lsdException w:name="heading 6" w:uiPriority="9" w:semiHidden="1" w:unhideWhenUsed="1" w:qFormat="1"/>
+    <w:lsdException w:name="heading 7" w:uiPriority="9" w:semiHidden="1" w:unhideWhenUsed="1" w:qFormat="1"/>
+    <w:lsdException w:name="heading 8" w:uiPriority="9" w:semiHidden="1" w:unhideWhenUsed="1" w:qFormat="1"/>
+    <w:lsdException w:name="heading 9" w:uiPriority="9" w:semiHidden="1" w:unhideWhenUsed="1" w:qFormat="1"/>
     <w:lsdException w:name="index 1" w:semiHidden="1" w:unhideWhenUsed="1"/>
     <w:lsdException w:name="index 2" w:semiHidden="1" w:unhideWhenUsed="1"/>
     <w:lsdException w:name="index 3" w:semiHidden="1" w:unhideWhenUsed="1"/>
@@ -2293,22 +1876,22 @@
     <w:lsdException w:name="index 7" w:semiHidden="1" w:unhideWhenUsed="1"/>
     <w:lsdException w:name="index 8" w:semiHidden="1" w:unhideWhenUsed="1"/>
     <w:lsdException w:name="index 9" w:semiHidden="1" w:unhideWhenUsed="1"/>
-    <w:lsdException w:name="toc 1" w:semiHidden="1" w:uiPriority="39" w:unhideWhenUsed="1"/>
-    <w:lsdException w:name="toc 2" w:semiHidden="1" w:uiPriority="39" w:unhideWhenUsed="1"/>
-    <w:lsdException w:name="toc 3" w:semiHidden="1" w:uiPriority="39" w:unhideWhenUsed="1"/>
-    <w:lsdException w:name="toc 4" w:semiHidden="1" w:uiPriority="39" w:unhideWhenUsed="1"/>
-    <w:lsdException w:name="toc 5" w:semiHidden="1" w:uiPriority="39" w:unhideWhenUsed="1"/>
-    <w:lsdException w:name="toc 6" w:semiHidden="1" w:uiPriority="39" w:unhideWhenUsed="1"/>
-    <w:lsdException w:name="toc 7" w:semiHidden="1" w:uiPriority="39" w:unhideWhenUsed="1"/>
-    <w:lsdException w:name="toc 8" w:semiHidden="1" w:uiPriority="39" w:unhideWhenUsed="1"/>
-    <w:lsdException w:name="toc 9" w:semiHidden="1" w:uiPriority="39" w:unhideWhenUsed="1"/>
+    <w:lsdException w:name="toc 1" w:uiPriority="39" w:semiHidden="1" w:unhideWhenUsed="1"/>
+    <w:lsdException w:name="toc 2" w:uiPriority="39" w:semiHidden="1" w:unhideWhenUsed="1"/>
+    <w:lsdException w:name="toc 3" w:uiPriority="39" w:semiHidden="1" w:unhideWhenUsed="1"/>
+    <w:lsdException w:name="toc 4" w:uiPriority="39" w:semiHidden="1" w:unhideWhenUsed="1"/>
+    <w:lsdException w:name="toc 5" w:uiPriority="39" w:semiHidden="1" w:unhideWhenUsed="1"/>
+    <w:lsdException w:name="toc 6" w:uiPriority="39" w:semiHidden="1" w:unhideWhenUsed="1"/>
+    <w:lsdException w:name="toc 7" w:uiPriority="39" w:semiHidden="1" w:unhideWhenUsed="1"/>
+    <w:lsdException w:name="toc 8" w:uiPriority="39" w:semiHidden="1" w:unhideWhenUsed="1"/>
+    <w:lsdException w:name="toc 9" w:uiPriority="39" w:semiHidden="1" w:unhideWhenUsed="1"/>
     <w:lsdException w:name="Normal Indent" w:semiHidden="1" w:unhideWhenUsed="1"/>
     <w:lsdException w:name="footnote text" w:semiHidden="1" w:unhideWhenUsed="1"/>
     <w:lsdException w:name="annotation text" w:semiHidden="1" w:unhideWhenUsed="1"/>
     <w:lsdException w:name="header" w:semiHidden="1" w:unhideWhenUsed="1"/>
     <w:lsdException w:name="footer" w:semiHidden="1" w:unhideWhenUsed="1"/>
     <w:lsdException w:name="index heading" w:semiHidden="1" w:unhideWhenUsed="1"/>
-    <w:lsdException w:name="caption" w:semiHidden="1" w:uiPriority="35" w:unhideWhenUsed="1" w:qFormat="1"/>
+    <w:lsdException w:name="caption" w:uiPriority="35" w:semiHidden="1" w:unhideWhenUsed="1" w:qFormat="1"/>
     <w:lsdException w:name="table of figures" w:semiHidden="1" w:unhideWhenUsed="1"/>
     <w:lsdException w:name="envelope address" w:semiHidden="1" w:unhideWhenUsed="1"/>
     <w:lsdException w:name="envelope return" w:semiHidden="1" w:unhideWhenUsed="1"/>
@@ -2339,7 +1922,7 @@
     <w:lsdException w:name="Title" w:uiPriority="10" w:qFormat="1"/>
     <w:lsdException w:name="Closing" w:semiHidden="1" w:unhideWhenUsed="1"/>
     <w:lsdException w:name="Signature" w:semiHidden="1" w:unhideWhenUsed="1"/>
-    <w:lsdException w:name="Default Paragraph Font" w:semiHidden="1" w:uiPriority="1" w:unhideWhenUsed="1"/>
+    <w:lsdException w:name="Default Paragraph Font" w:uiPriority="1" w:semiHidden="1" w:unhideWhenUsed="1"/>
     <w:lsdException w:name="Body Text" w:semiHidden="1" w:unhideWhenUsed="1"/>
     <w:lsdException w:name="Body Text Indent" w:semiHidden="1" w:unhideWhenUsed="1"/>
     <w:lsdException w:name="List Continue" w:semiHidden="1" w:unhideWhenUsed="1"/>
@@ -2358,7 +1941,7 @@
     <w:lsdException w:name="Body Text 3" w:semiHidden="1" w:unhideWhenUsed="1"/>
     <w:lsdException w:name="Body Text Indent 2" w:semiHidden="1" w:unhideWhenUsed="1"/>
     <w:lsdException w:name="Body Text Indent 3" w:semiHidden="1" w:unhideWhenUsed="1"/>
-    <w:lsdException w:name="Block Text" w:semiHidden="1" w:uiPriority="0" w:unhideWhenUsed="1"/>
+    <w:lsdException w:name="Block Text" w:uiPriority="0" w:semiHidden="1" w:unhideWhenUsed="1"/>
     <w:lsdException w:name="Hyperlink" w:semiHidden="1" w:unhideWhenUsed="1"/>
     <w:lsdException w:name="FollowedHyperlink" w:semiHidden="1" w:unhideWhenUsed="1"/>
     <w:lsdException w:name="Strong" w:uiPriority="22" w:qFormat="1"/>
@@ -2539,8 +2122,8 @@
     <w:lsdException w:name="Subtle Reference" w:uiPriority="31" w:qFormat="1"/>
     <w:lsdException w:name="Intense Reference" w:uiPriority="32" w:qFormat="1"/>
     <w:lsdException w:name="Book Title" w:uiPriority="33" w:qFormat="1"/>
-    <w:lsdException w:name="Bibliography" w:semiHidden="1" w:uiPriority="37" w:unhideWhenUsed="1"/>
-    <w:lsdException w:name="TOC Heading" w:semiHidden="1" w:uiPriority="39" w:unhideWhenUsed="1" w:qFormat="1"/>
+    <w:lsdException w:name="Bibliography" w:uiPriority="37" w:semiHidden="1" w:unhideWhenUsed="1"/>
+    <w:lsdException w:name="TOC Heading" w:uiPriority="39" w:semiHidden="1" w:unhideWhenUsed="1" w:qFormat="1"/>
     <w:lsdException w:name="Plain Table 1" w:uiPriority="41"/>
     <w:lsdException w:name="Plain Table 2" w:uiPriority="42"/>
     <w:lsdException w:name="Plain Table 3" w:uiPriority="43"/>
@@ -2651,63 +2234,67 @@
     <w:lsdException w:name="Unresolved Mention" w:semiHidden="1" w:unhideWhenUsed="1"/>
     <w:lsdException w:name="Smart Link" w:semiHidden="1" w:unhideWhenUsed="1"/>
   </w:latentStyles>
-  <w:style w:type="paragraph" w:default="1" w:styleId="Normal">
+  <w:style w:type="paragraph" w:styleId="Normal" w:default="1">
     <w:name w:val="Normal"/>
     <w:qFormat/>
+    <w:pPr>
+      <w:widowControl/>
+      <w:suppressAutoHyphens w:val="true"/>
+      <w:bidi w:val="0"/>
+      <w:spacing w:before="0" w:after="0"/>
+      <w:jc w:val="left"/>
+    </w:pPr>
     <w:rPr>
+      <w:rFonts w:ascii="Times New Roman" w:hAnsi="Times New Roman" w:eastAsia="Batang" w:cs="Times New Roman"/>
+      <w:color w:val="auto"/>
+      <w:kern w:val="0"/>
       <w:sz w:val="24"/>
       <w:szCs w:val="24"/>
+      <w:lang w:val="en-US" w:eastAsia="ko-KR" w:bidi="ar-SA"/>
     </w:rPr>
   </w:style>
-  <w:style w:type="character" w:default="1" w:styleId="DefaultParagraphFont">
+  <w:style w:type="character" w:styleId="DefaultParagraphFont" w:default="1">
     <w:name w:val="Default Paragraph Font"/>
     <w:uiPriority w:val="1"/>
     <w:semiHidden/>
     <w:unhideWhenUsed/>
+    <w:qFormat/>
+    <w:rPr/>
   </w:style>
-  <w:style w:type="table" w:default="1" w:styleId="TableNormal">
-    <w:name w:val="Normal Table"/>
-    <w:uiPriority w:val="99"/>
-    <w:semiHidden/>
-    <w:unhideWhenUsed/>
-    <w:tblPr>
-      <w:tblInd w:w="0" w:type="dxa"/>
-      <w:tblCellMar>
-        <w:top w:w="0" w:type="dxa"/>
-        <w:left w:w="108" w:type="dxa"/>
-        <w:bottom w:w="0" w:type="dxa"/>
-        <w:right w:w="108" w:type="dxa"/>
-      </w:tblCellMar>
-    </w:tblPr>
-  </w:style>
-  <w:style w:type="numbering" w:default="1" w:styleId="NoList">
-    <w:name w:val="No List"/>
-    <w:uiPriority w:val="99"/>
-    <w:semiHidden/>
-    <w:unhideWhenUsed/>
-  </w:style>
-  <w:style w:type="character" w:customStyle="1" w:styleId="Bulletsuser">
-    <w:name w:val="Bullets (user)"/>
+  <w:style w:type="character" w:styleId="Bullets" w:customStyle="1">
+    <w:name w:val="Bullets"/>
     <w:qFormat/>
     <w:rPr>
-      <w:rFonts w:ascii="OpenSymbol" w:eastAsia="OpenSymbol" w:hAnsi="OpenSymbol" w:cs="OpenSymbol"/>
+      <w:rFonts w:ascii="OpenSymbol" w:hAnsi="OpenSymbol" w:eastAsia="OpenSymbol" w:cs="OpenSymbol"/>
     </w:rPr>
   </w:style>
-  <w:style w:type="character" w:customStyle="1" w:styleId="NumberingSymbols">
+  <w:style w:type="character" w:styleId="NumberingSymbols" w:customStyle="1">
     <w:name w:val="Numbering Symbols"/>
     <w:qFormat/>
+    <w:rPr/>
   </w:style>
-  <w:style w:type="paragraph" w:customStyle="1" w:styleId="Heading">
+  <w:style w:type="character" w:styleId="Strong">
+    <w:name w:val="Strong"/>
+    <w:basedOn w:val="DefaultParagraphFont"/>
+    <w:uiPriority w:val="22"/>
+    <w:qFormat/>
+    <w:rsid w:val="00e54a7b"/>
+    <w:rPr>
+      <w:b/>
+      <w:bCs/>
+    </w:rPr>
+  </w:style>
+  <w:style w:type="paragraph" w:styleId="Heading" w:customStyle="1">
     <w:name w:val="Heading"/>
     <w:basedOn w:val="Normal"/>
     <w:next w:val="BodyText"/>
     <w:qFormat/>
     <w:pPr>
-      <w:keepNext/>
+      <w:keepNext w:val="true"/>
       <w:spacing w:before="240" w:after="120"/>
     </w:pPr>
     <w:rPr>
-      <w:rFonts w:ascii="Nimbus Sans" w:eastAsia="Nimbus Sans" w:hAnsi="Nimbus Sans" w:cs="FreeSans"/>
+      <w:rFonts w:ascii="Nimbus Sans" w:hAnsi="Nimbus Sans" w:eastAsia="Nimbus Sans" w:cs="FreeSans"/>
       <w:sz w:val="28"/>
       <w:szCs w:val="28"/>
     </w:rPr>
@@ -2716,12 +2303,14 @@
     <w:name w:val="Body Text"/>
     <w:basedOn w:val="Normal"/>
     <w:pPr>
-      <w:spacing w:after="140" w:line="276" w:lineRule="auto"/>
+      <w:spacing w:lineRule="auto" w:line="276" w:before="0" w:after="140"/>
     </w:pPr>
+    <w:rPr/>
   </w:style>
   <w:style w:type="paragraph" w:styleId="List">
     <w:name w:val="List"/>
     <w:basedOn w:val="BodyText"/>
+    <w:pPr/>
     <w:rPr>
       <w:rFonts w:cs="FreeSans"/>
     </w:rPr>
@@ -2740,7 +2329,7 @@
       <w:iCs/>
     </w:rPr>
   </w:style>
-  <w:style w:type="paragraph" w:customStyle="1" w:styleId="Index">
+  <w:style w:type="paragraph" w:styleId="Index" w:customStyle="1">
     <w:name w:val="Index"/>
     <w:basedOn w:val="Normal"/>
     <w:qFormat/>
@@ -2756,11 +2345,13 @@
     <w:basedOn w:val="Normal"/>
     <w:uiPriority w:val="34"/>
     <w:qFormat/>
-    <w:rsid w:val="00A17F44"/>
+    <w:rsid w:val="00a17f44"/>
     <w:pPr>
+      <w:spacing w:before="0" w:after="0"/>
       <w:ind w:left="720"/>
       <w:contextualSpacing/>
     </w:pPr>
+    <w:rPr/>
   </w:style>
   <w:style w:type="paragraph" w:styleId="BlockText">
     <w:name w:val="Block Text"/>
@@ -2768,9 +2359,9 @@
     <w:semiHidden/>
     <w:unhideWhenUsed/>
     <w:qFormat/>
-    <w:rsid w:val="00500A86"/>
+    <w:rsid w:val="00500a86"/>
     <w:pPr>
-      <w:spacing w:before="120"/>
+      <w:spacing w:before="120" w:after="0"/>
       <w:ind w:left="360" w:right="1524"/>
       <w:jc w:val="both"/>
     </w:pPr>
@@ -2779,15 +2370,19 @@
       <w:lang w:eastAsia="ar-SA"/>
     </w:rPr>
   </w:style>
-  <w:style w:type="paragraph" w:customStyle="1" w:styleId="FrameContentsuser">
+  <w:style w:type="paragraph" w:styleId="FrameContents" w:customStyle="1">
+    <w:name w:val="Frame Contents"/>
+    <w:basedOn w:val="Normal"/>
+    <w:qFormat/>
+    <w:pPr/>
+    <w:rPr/>
+  </w:style>
+  <w:style w:type="paragraph" w:styleId="FrameContentsuser" w:customStyle="1">
     <w:name w:val="Frame Contents (user)"/>
     <w:basedOn w:val="Normal"/>
     <w:qFormat/>
-  </w:style>
-  <w:style w:type="paragraph" w:customStyle="1" w:styleId="FrameContents">
-    <w:name w:val="Frame Contents"/>
-    <w:basedOn w:val="Normal"/>
-    <w:qFormat/>
+    <w:pPr/>
+    <w:rPr/>
   </w:style>
   <w:style w:type="paragraph" w:styleId="NormalWeb">
     <w:name w:val="Normal (Web)"/>
@@ -2795,79 +2390,90 @@
     <w:uiPriority w:val="99"/>
     <w:semiHidden/>
     <w:unhideWhenUsed/>
-    <w:rsid w:val="00E54A7B"/>
+    <w:qFormat/>
+    <w:rsid w:val="00e54a7b"/>
     <w:pPr>
-      <w:suppressAutoHyphens w:val="0"/>
-      <w:spacing w:before="100" w:beforeAutospacing="1" w:after="100" w:afterAutospacing="1"/>
+      <w:suppressAutoHyphens w:val="false"/>
+      <w:spacing w:beforeAutospacing="1" w:afterAutospacing="1"/>
     </w:pPr>
     <w:rPr>
       <w:rFonts w:eastAsia="Times New Roman"/>
       <w:lang w:val="en-TR" w:eastAsia="en-US"/>
     </w:rPr>
   </w:style>
-  <w:style w:type="character" w:styleId="Strong">
-    <w:name w:val="Strong"/>
-    <w:basedOn w:val="DefaultParagraphFont"/>
-    <w:uiPriority w:val="22"/>
+  <w:style w:type="numbering" w:styleId="NoList" w:default="1">
+    <w:name w:val="No List"/>
+    <w:uiPriority w:val="99"/>
+    <w:semiHidden/>
+    <w:unhideWhenUsed/>
     <w:qFormat/>
-    <w:rsid w:val="00E54A7B"/>
-    <w:rPr>
-      <w:b/>
-      <w:bCs/>
-    </w:rPr>
+  </w:style>
+  <w:style w:type="table" w:default="1" w:styleId="TableNormal">
+    <w:name w:val="Normal Table"/>
+    <w:uiPriority w:val="99"/>
+    <w:semiHidden/>
+    <w:unhideWhenUsed/>
+    <w:tblPr>
+      <w:tblCellMar>
+        <w:top w:w="0" w:type="dxa"/>
+        <w:left w:w="108" w:type="dxa"/>
+        <w:bottom w:w="0" w:type="dxa"/>
+        <w:right w:w="108" w:type="dxa"/>
+      </w:tblCellMar>
+    </w:tblPr>
   </w:style>
 </w:styles>
 </file>
 
 <file path=word/theme/theme1.xml><?xml version="1.0" encoding="utf-8"?>
-<a:theme xmlns:a="http://schemas.openxmlformats.org/drawingml/2006/main" name="Office Theme">
+<a:theme xmlns:a="http://schemas.openxmlformats.org/drawingml/2006/main" xmlns:r="http://schemas.openxmlformats.org/officeDocument/2006/relationships" name="Office Theme">
   <a:themeElements>
     <a:clrScheme name="Office">
       <a:dk1>
         <a:srgbClr val="000000"/>
       </a:dk1>
       <a:lt1>
-        <a:srgbClr val="FFFFFF"/>
+        <a:srgbClr val="ffffff"/>
       </a:lt1>
       <a:dk2>
-        <a:srgbClr val="44546A"/>
+        <a:srgbClr val="44546a"/>
       </a:dk2>
       <a:lt2>
-        <a:srgbClr val="E7E6E6"/>
+        <a:srgbClr val="e7e6e6"/>
       </a:lt2>
       <a:accent1>
-        <a:srgbClr val="5B9BD5"/>
+        <a:srgbClr val="5b9bd5"/>
       </a:accent1>
       <a:accent2>
-        <a:srgbClr val="ED7D31"/>
+        <a:srgbClr val="ed7d31"/>
       </a:accent2>
       <a:accent3>
-        <a:srgbClr val="A5A5A5"/>
+        <a:srgbClr val="a5a5a5"/>
       </a:accent3>
       <a:accent4>
-        <a:srgbClr val="FFC000"/>
+        <a:srgbClr val="ffc000"/>
       </a:accent4>
       <a:accent5>
-        <a:srgbClr val="4472C4"/>
+        <a:srgbClr val="4472c4"/>
       </a:accent5>
       <a:accent6>
-        <a:srgbClr val="70AD47"/>
+        <a:srgbClr val="70ad47"/>
       </a:accent6>
       <a:hlink>
-        <a:srgbClr val="0563C1"/>
+        <a:srgbClr val="0563c1"/>
       </a:hlink>
       <a:folHlink>
-        <a:srgbClr val="954F72"/>
+        <a:srgbClr val="954f72"/>
       </a:folHlink>
     </a:clrScheme>
     <a:fontScheme name="Office">
       <a:majorFont>
-        <a:latin typeface="Calibri Light" panose="020F0302020204030204"/>
+        <a:latin typeface="Calibri Light" panose="020F0302020204030204" pitchFamily="0" charset="1"/>
         <a:ea typeface=""/>
         <a:cs typeface=""/>
       </a:majorFont>
       <a:minorFont>
-        <a:latin typeface="Calibri" panose="020F0502020204030204"/>
+        <a:latin typeface="Calibri" panose="020F0502020204030204" pitchFamily="0" charset="1"/>
         <a:ea typeface=""/>
         <a:cs typeface=""/>
       </a:minorFont>
@@ -2899,7 +2505,7 @@
             </a:gs>
           </a:gsLst>
           <a:lin ang="5400000" scaled="0"/>
-          <a:tileRect/>
+          <a:tileRect l="0" t="0" r="0" b="0"/>
         </a:gradFill>
         <a:gradFill>
           <a:gsLst>
@@ -2923,7 +2529,7 @@
             </a:gs>
           </a:gsLst>
           <a:lin ang="5400000" scaled="0"/>
-          <a:tileRect/>
+          <a:tileRect l="0" t="0" r="0" b="0"/>
         </a:gradFill>
       </a:fillStyleLst>
       <a:lnStyleLst>
@@ -2983,12 +2589,10 @@
             </a:gs>
           </a:gsLst>
           <a:lin ang="5400000" scaled="0"/>
-          <a:tileRect/>
+          <a:tileRect l="0" t="0" r="0" b="0"/>
         </a:gradFill>
       </a:bgFillStyleLst>
     </a:fmtScheme>
   </a:themeElements>
-  <a:objectDefaults/>
-  <a:extraClrSchemeLst/>
 </a:theme>
 </file>